--- a/MF0964_3 Desarrollo de elementos software para gestión de/SISTEMAS INFORMATICOS/POWERSHELL/bloque4/Ejercicios bloque 4.docx
+++ b/MF0964_3 Desarrollo de elementos software para gestión de/SISTEMAS INFORMATICOS/POWERSHELL/bloque4/Ejercicios bloque 4.docx
@@ -290,7 +290,21 @@
         <w:rPr>
           <w:lang w:val="en-GB"/>
         </w:rPr>
-        <w:t>$rule = New-Object System.Security.AccessControl.FileSystemAccessRule("Usuario","Read","Allow")</w:t>
+        <w:t xml:space="preserve">$rule = New-Object </w:t>
+      </w:r>
+      <w:proofErr w:type="gramStart"/>
+      <w:r>
+        <w:rPr>
+          <w:lang w:val="en-GB"/>
+        </w:rPr>
+        <w:t>System.Security.AccessControl.FileSystemAccessRule</w:t>
+      </w:r>
+      <w:proofErr w:type="gramEnd"/>
+      <w:r>
+        <w:rPr>
+          <w:lang w:val="en-GB"/>
+        </w:rPr>
+        <w:t>("Usuario","Read","Allow")</w:t>
       </w:r>
     </w:p>
     <w:p>
@@ -306,6 +320,7 @@
         <w:t>$</w:t>
       </w:r>
       <w:proofErr w:type="spellStart"/>
+      <w:proofErr w:type="gramStart"/>
       <w:r>
         <w:rPr>
           <w:lang w:val="en-GB"/>
@@ -313,6 +328,7 @@
         <w:t>acl.AddAccessRule</w:t>
       </w:r>
       <w:proofErr w:type="spellEnd"/>
+      <w:proofErr w:type="gramEnd"/>
       <w:r>
         <w:rPr>
           <w:lang w:val="en-GB"/>
@@ -440,7 +456,21 @@
         <w:rPr>
           <w:lang w:val="en-GB"/>
         </w:rPr>
-        <w:t>$rule = New-Object System.Security.AccessControl.FileSystemAccessRule("Usuarios","FullControl","Allow")</w:t>
+        <w:t xml:space="preserve">$rule = New-Object </w:t>
+      </w:r>
+      <w:proofErr w:type="gramStart"/>
+      <w:r>
+        <w:rPr>
+          <w:lang w:val="en-GB"/>
+        </w:rPr>
+        <w:t>System.Security.AccessControl.FileSystemAccessRule</w:t>
+      </w:r>
+      <w:proofErr w:type="gramEnd"/>
+      <w:r>
+        <w:rPr>
+          <w:lang w:val="en-GB"/>
+        </w:rPr>
+        <w:t>("Usuarios","FullControl","Allow")</w:t>
       </w:r>
     </w:p>
     <w:p>
@@ -456,6 +486,7 @@
         <w:t>$</w:t>
       </w:r>
       <w:proofErr w:type="spellStart"/>
+      <w:proofErr w:type="gramStart"/>
       <w:r>
         <w:rPr>
           <w:lang w:val="en-GB"/>
@@ -463,6 +494,7 @@
         <w:t>acl.AddAccessRule</w:t>
       </w:r>
       <w:proofErr w:type="spellEnd"/>
+      <w:proofErr w:type="gramEnd"/>
       <w:r>
         <w:rPr>
           <w:lang w:val="en-GB"/>
@@ -507,10 +539,16 @@
     </w:p>
     <w:p>
       <w:pPr>
+        <w:rPr>
+          <w:lang w:val="en-GB"/>
+        </w:rPr>
+      </w:pPr>
+    </w:p>
+    <w:p>
+      <w:pPr>
         <w:shd w:val="clear" w:color="auto" w:fill="CAEDFB" w:themeFill="accent4" w:themeFillTint="33"/>
       </w:pPr>
       <w:r>
-        <w:lastRenderedPageBreak/>
         <w:t>Ejercicio 6</w:t>
       </w:r>
     </w:p>
@@ -573,6 +611,7 @@
         <w:t>$</w:t>
       </w:r>
       <w:proofErr w:type="spellStart"/>
+      <w:proofErr w:type="gramStart"/>
       <w:r>
         <w:rPr>
           <w:lang w:val="en-GB"/>
@@ -580,11 +619,19 @@
         <w:t>acl.Access</w:t>
       </w:r>
       <w:proofErr w:type="spellEnd"/>
-      <w:r>
-        <w:rPr>
-          <w:lang w:val="en-GB"/>
-        </w:rPr>
-        <w:t xml:space="preserve"> | Where-Object { $_.</w:t>
+      <w:proofErr w:type="gramEnd"/>
+      <w:r>
+        <w:rPr>
+          <w:lang w:val="en-GB"/>
+        </w:rPr>
+        <w:t xml:space="preserve"> | Where-Object </w:t>
+      </w:r>
+      <w:proofErr w:type="gramStart"/>
+      <w:r>
+        <w:rPr>
+          <w:lang w:val="en-GB"/>
+        </w:rPr>
+        <w:t>{ $_.</w:t>
       </w:r>
       <w:proofErr w:type="spellStart"/>
       <w:r>
@@ -594,6 +641,7 @@
         <w:t>IdentityReference</w:t>
       </w:r>
       <w:proofErr w:type="spellEnd"/>
+      <w:proofErr w:type="gramEnd"/>
       <w:r>
         <w:rPr>
           <w:lang w:val="en-GB"/>
@@ -608,12 +656,14 @@
         <w:t>Usuarios</w:t>
       </w:r>
       <w:proofErr w:type="spellEnd"/>
+      <w:proofErr w:type="gramStart"/>
       <w:r>
         <w:rPr>
           <w:lang w:val="en-GB"/>
         </w:rPr>
         <w:t>" }</w:t>
       </w:r>
+      <w:proofErr w:type="gramEnd"/>
     </w:p>
     <w:p>
       <w:pPr>
@@ -628,6 +678,7 @@
         <w:t>$</w:t>
       </w:r>
       <w:proofErr w:type="spellStart"/>
+      <w:proofErr w:type="gramStart"/>
       <w:r>
         <w:rPr>
           <w:lang w:val="en-GB"/>
@@ -635,6 +686,7 @@
         <w:t>acl.Access</w:t>
       </w:r>
       <w:proofErr w:type="spellEnd"/>
+      <w:proofErr w:type="gramEnd"/>
       <w:r>
         <w:rPr>
           <w:lang w:val="en-GB"/>
@@ -653,7 +705,14 @@
         <w:rPr>
           <w:lang w:val="en-GB"/>
         </w:rPr>
-        <w:t>-Object { $</w:t>
+        <w:t xml:space="preserve">-Object </w:t>
+      </w:r>
+      <w:proofErr w:type="gramStart"/>
+      <w:r>
+        <w:rPr>
+          <w:lang w:val="en-GB"/>
+        </w:rPr>
+        <w:t>{ $</w:t>
       </w:r>
       <w:proofErr w:type="spellStart"/>
       <w:r>
@@ -663,12 +722,21 @@
         <w:t>acl.RemoveAccessRule</w:t>
       </w:r>
       <w:proofErr w:type="spellEnd"/>
-      <w:r>
-        <w:rPr>
-          <w:lang w:val="en-GB"/>
-        </w:rPr>
-        <w:t>($_) }</w:t>
-      </w:r>
+      <w:proofErr w:type="gramEnd"/>
+      <w:r>
+        <w:rPr>
+          <w:lang w:val="en-GB"/>
+        </w:rPr>
+        <w:t>($_</w:t>
+      </w:r>
+      <w:proofErr w:type="gramStart"/>
+      <w:r>
+        <w:rPr>
+          <w:lang w:val="en-GB"/>
+        </w:rPr>
+        <w:t>) }</w:t>
+      </w:r>
+      <w:proofErr w:type="gramEnd"/>
     </w:p>
     <w:p>
       <w:r>
@@ -688,6 +756,8 @@
       </w:r>
       <w:proofErr w:type="spellEnd"/>
     </w:p>
+    <w:p/>
+    <w:p/>
     <w:p>
       <w:pPr>
         <w:shd w:val="clear" w:color="auto" w:fill="CAEDFB" w:themeFill="accent4" w:themeFillTint="33"/>
@@ -727,10 +797,12 @@
         <w:t>$</w:t>
       </w:r>
       <w:proofErr w:type="spellStart"/>
+      <w:proofErr w:type="gramStart"/>
       <w:r>
         <w:t>acl.AreAccessRulesProtected</w:t>
       </w:r>
       <w:proofErr w:type="spellEnd"/>
+      <w:proofErr w:type="gramEnd"/>
       <w:r>
         <w:t xml:space="preserve">  # Muestra si hereda permisos</w:t>
       </w:r>
@@ -740,12 +812,22 @@
         <w:t>$</w:t>
       </w:r>
       <w:proofErr w:type="spellStart"/>
+      <w:proofErr w:type="gramStart"/>
       <w:r>
         <w:t>acl.SetAccessRuleProtection</w:t>
       </w:r>
       <w:proofErr w:type="spellEnd"/>
-      <w:r>
-        <w:t>($true, $true)  # Deshabilita herencia copiando las reglas</w:t>
+      <w:proofErr w:type="gramEnd"/>
+      <w:r>
+        <w:t>($true, $</w:t>
+      </w:r>
+      <w:proofErr w:type="gramStart"/>
+      <w:r>
+        <w:t>true)  #</w:t>
+      </w:r>
+      <w:proofErr w:type="gramEnd"/>
+      <w:r>
+        <w:t xml:space="preserve"> Deshabilita herencia copiando las reglas</w:t>
       </w:r>
     </w:p>
     <w:p>
@@ -766,6 +848,9 @@
       </w:r>
       <w:proofErr w:type="spellEnd"/>
     </w:p>
+    <w:p/>
+    <w:p/>
+    <w:p/>
     <w:p>
       <w:pPr>
         <w:shd w:val="clear" w:color="auto" w:fill="CAEDFB" w:themeFill="accent4" w:themeFillTint="33"/>
@@ -824,9 +909,17 @@
         <w:rPr>
           <w:lang w:val="en-GB"/>
         </w:rPr>
-        <w:t>HH:mm:ss</w:t>
-      </w:r>
-      <w:proofErr w:type="spellEnd"/>
+        <w:t>HH:</w:t>
+      </w:r>
+      <w:proofErr w:type="gramStart"/>
+      <w:r>
+        <w:rPr>
+          <w:lang w:val="en-GB"/>
+        </w:rPr>
+        <w:t>mm:ss</w:t>
+      </w:r>
+      <w:proofErr w:type="spellEnd"/>
+      <w:proofErr w:type="gramEnd"/>
       <w:r>
         <w:rPr>
           <w:lang w:val="en-GB"/>
@@ -922,6 +1015,7 @@
       </w:r>
       <w:proofErr w:type="spellEnd"/>
     </w:p>
+    <w:p/>
     <w:p>
       <w:r>
         <w:pict w14:anchorId="7E9C9CF9">
@@ -957,20 +1051,13 @@
         <w:shd w:val="clear" w:color="auto" w:fill="CAEDFB" w:themeFill="accent4" w:themeFillTint="33"/>
       </w:pPr>
       <w:r>
+        <w:lastRenderedPageBreak/>
         <w:t>Ejercicio 9</w:t>
       </w:r>
     </w:p>
     <w:p>
       <w:r>
-        <w:t xml:space="preserve"># 9. Listar usuarios locales con </w:t>
-      </w:r>
-      <w:proofErr w:type="spellStart"/>
-      <w:r>
-        <w:t>Name</w:t>
-      </w:r>
-      <w:proofErr w:type="spellEnd"/>
-      <w:r>
-        <w:t xml:space="preserve">, </w:t>
+        <w:t xml:space="preserve"># 9. Listar usuarios locales con Name, </w:t>
       </w:r>
       <w:proofErr w:type="spellStart"/>
       <w:r>
@@ -1009,6 +1096,13 @@
     </w:p>
     <w:p>
       <w:pPr>
+        <w:rPr>
+          <w:lang w:val="en-GB"/>
+        </w:rPr>
+      </w:pPr>
+    </w:p>
+    <w:p>
+      <w:pPr>
         <w:shd w:val="clear" w:color="auto" w:fill="CAEDFB" w:themeFill="accent4" w:themeFillTint="33"/>
       </w:pPr>
       <w:r>
@@ -1071,7 +1165,6 @@
     </w:p>
     <w:p>
       <w:r>
-        <w:lastRenderedPageBreak/>
         <w:t>New-</w:t>
       </w:r>
       <w:proofErr w:type="spellStart"/>
@@ -1107,6 +1200,8 @@
         <w:t xml:space="preserve"> "Usuario de pruebas Alumno1"</w:t>
       </w:r>
     </w:p>
+    <w:p/>
+    <w:p/>
     <w:p>
       <w:pPr>
         <w:shd w:val="clear" w:color="auto" w:fill="CAEDFB" w:themeFill="accent4" w:themeFillTint="33"/>
@@ -1140,6 +1235,11 @@
         <w:t xml:space="preserve"> "Alumno1"</w:t>
       </w:r>
     </w:p>
+    <w:p/>
+    <w:p/>
+    <w:p/>
+    <w:p/>
+    <w:p/>
     <w:p>
       <w:pPr>
         <w:shd w:val="clear" w:color="auto" w:fill="CAEDFB" w:themeFill="accent4" w:themeFillTint="33"/>
@@ -1174,6 +1274,7 @@
         <w:t xml:space="preserve"> "Alumno Uno Modificado"</w:t>
       </w:r>
     </w:p>
+    <w:p/>
     <w:p>
       <w:pPr>
         <w:shd w:val="clear" w:color="auto" w:fill="CAEDFB" w:themeFill="accent4" w:themeFillTint="33"/>
@@ -1248,6 +1349,8 @@
       </w:r>
       <w:proofErr w:type="spellEnd"/>
     </w:p>
+    <w:p/>
+    <w:p/>
     <w:p>
       <w:pPr>
         <w:shd w:val="clear" w:color="auto" w:fill="CAEDFB" w:themeFill="accent4" w:themeFillTint="33"/>
@@ -1271,6 +1374,7 @@
         <w:t xml:space="preserve"> "Alumno1"</w:t>
       </w:r>
     </w:p>
+    <w:p/>
     <w:p>
       <w:pPr>
         <w:shd w:val="clear" w:color="auto" w:fill="CAEDFB" w:themeFill="accent4" w:themeFillTint="33"/>
@@ -1402,6 +1506,7 @@
         <w:t>}</w:t>
       </w:r>
     </w:p>
+    <w:p/>
     <w:p>
       <w:pPr>
         <w:shd w:val="clear" w:color="auto" w:fill="CAEDFB" w:themeFill="accent4" w:themeFillTint="33"/>
@@ -1471,6 +1576,20 @@
         </w:rPr>
         <w:t xml:space="preserve"> -Encoding UTF8</w:t>
       </w:r>
+    </w:p>
+    <w:p>
+      <w:pPr>
+        <w:rPr>
+          <w:lang w:val="en-GB"/>
+        </w:rPr>
+      </w:pPr>
+    </w:p>
+    <w:p>
+      <w:pPr>
+        <w:rPr>
+          <w:lang w:val="en-GB"/>
+        </w:rPr>
+      </w:pPr>
     </w:p>
     <w:p>
       <w:r>
@@ -1507,119 +1626,210 @@
         <w:shd w:val="clear" w:color="auto" w:fill="CAEDFB" w:themeFill="accent4" w:themeFillTint="33"/>
       </w:pPr>
       <w:r>
+        <w:t>Ejercicio 17</w:t>
+      </w:r>
+    </w:p>
+    <w:p>
+      <w:r>
+        <w:t># 17. Listar grupos locales</w:t>
+      </w:r>
+    </w:p>
+    <w:p>
+      <w:pPr>
+        <w:rPr>
+          <w:lang w:val="en-US"/>
+        </w:rPr>
+      </w:pPr>
+      <w:r>
+        <w:rPr>
+          <w:lang w:val="en-US"/>
+        </w:rPr>
+        <w:t>Get-</w:t>
+      </w:r>
+      <w:proofErr w:type="spellStart"/>
+      <w:r>
+        <w:rPr>
+          <w:lang w:val="en-US"/>
+        </w:rPr>
+        <w:t>LocalGroup</w:t>
+      </w:r>
+      <w:proofErr w:type="spellEnd"/>
+      <w:r>
+        <w:rPr>
+          <w:lang w:val="en-US"/>
+        </w:rPr>
+        <w:t xml:space="preserve"> | Select Name, Description</w:t>
+      </w:r>
+    </w:p>
+    <w:p>
+      <w:pPr>
+        <w:rPr>
+          <w:lang w:val="en-US"/>
+        </w:rPr>
+      </w:pPr>
+    </w:p>
+    <w:p>
+      <w:pPr>
+        <w:shd w:val="clear" w:color="auto" w:fill="CAEDFB" w:themeFill="accent4" w:themeFillTint="33"/>
+        <w:rPr>
+          <w:lang w:val="en-US"/>
+        </w:rPr>
+      </w:pPr>
+      <w:proofErr w:type="spellStart"/>
+      <w:r>
+        <w:rPr>
+          <w:lang w:val="en-US"/>
+        </w:rPr>
+        <w:t>Ejercicio</w:t>
+      </w:r>
+      <w:proofErr w:type="spellEnd"/>
+      <w:r>
+        <w:rPr>
+          <w:lang w:val="en-US"/>
+        </w:rPr>
+        <w:t xml:space="preserve"> 18</w:t>
+      </w:r>
+    </w:p>
+    <w:p>
+      <w:r>
+        <w:t># 18. Crear grupo local Alumnos</w:t>
+      </w:r>
+    </w:p>
+    <w:p>
+      <w:r>
         <w:lastRenderedPageBreak/>
-        <w:t>Ejercicio 17</w:t>
-      </w:r>
-    </w:p>
-    <w:p>
-      <w:r>
-        <w:t># 17. Listar grupos locales</w:t>
-      </w:r>
-    </w:p>
-    <w:p>
-      <w:pPr>
-        <w:rPr>
-          <w:lang w:val="en-US"/>
-        </w:rPr>
-      </w:pPr>
-      <w:r>
-        <w:rPr>
-          <w:lang w:val="en-US"/>
-        </w:rPr>
-        <w:t>Get-</w:t>
-      </w:r>
-      <w:proofErr w:type="spellStart"/>
-      <w:r>
-        <w:rPr>
-          <w:lang w:val="en-US"/>
-        </w:rPr>
+        <w:t>New-</w:t>
+      </w:r>
+      <w:proofErr w:type="spellStart"/>
+      <w:r>
         <w:t>LocalGroup</w:t>
       </w:r>
       <w:proofErr w:type="spellEnd"/>
       <w:r>
-        <w:rPr>
-          <w:lang w:val="en-US"/>
-        </w:rPr>
-        <w:t xml:space="preserve"> | Select Name, Description</w:t>
-      </w:r>
-    </w:p>
+        <w:t xml:space="preserve"> "Alumnos" -</w:t>
+      </w:r>
+      <w:proofErr w:type="spellStart"/>
+      <w:r>
+        <w:t>Description</w:t>
+      </w:r>
+      <w:proofErr w:type="spellEnd"/>
+      <w:r>
+        <w:t xml:space="preserve"> "Grupo de alumnos"</w:t>
+      </w:r>
+    </w:p>
+    <w:p/>
     <w:p>
       <w:pPr>
         <w:shd w:val="clear" w:color="auto" w:fill="CAEDFB" w:themeFill="accent4" w:themeFillTint="33"/>
-        <w:rPr>
-          <w:lang w:val="en-US"/>
-        </w:rPr>
-      </w:pPr>
-      <w:proofErr w:type="spellStart"/>
-      <w:r>
-        <w:rPr>
-          <w:lang w:val="en-US"/>
-        </w:rPr>
-        <w:t>Ejercicio</w:t>
-      </w:r>
-      <w:proofErr w:type="spellEnd"/>
-      <w:r>
-        <w:rPr>
-          <w:lang w:val="en-US"/>
-        </w:rPr>
-        <w:t xml:space="preserve"> 18</w:t>
-      </w:r>
-    </w:p>
-    <w:p>
-      <w:r>
-        <w:t># 18. Crear grupo local Alumnos</w:t>
-      </w:r>
-    </w:p>
-    <w:p>
-      <w:r>
-        <w:t>New-</w:t>
-      </w:r>
-      <w:proofErr w:type="spellStart"/>
-      <w:r>
-        <w:t>LocalGroup</w:t>
-      </w:r>
-      <w:proofErr w:type="spellEnd"/>
-      <w:r>
-        <w:t xml:space="preserve"> "Alumnos" -</w:t>
-      </w:r>
-      <w:proofErr w:type="spellStart"/>
-      <w:r>
-        <w:t>Description</w:t>
-      </w:r>
-      <w:proofErr w:type="spellEnd"/>
-      <w:r>
-        <w:t xml:space="preserve"> "Grupo de alumnos"</w:t>
-      </w:r>
-    </w:p>
+      </w:pPr>
+      <w:r>
+        <w:t>Ejercicio 19</w:t>
+      </w:r>
+    </w:p>
+    <w:p>
+      <w:r>
+        <w:t># 19. Añadir miembros al grupo</w:t>
+      </w:r>
+    </w:p>
+    <w:p>
+      <w:r>
+        <w:t>Add-</w:t>
+      </w:r>
+      <w:proofErr w:type="spellStart"/>
+      <w:r>
+        <w:t>LocalGroupMember</w:t>
+      </w:r>
+      <w:proofErr w:type="spellEnd"/>
+      <w:r>
+        <w:t xml:space="preserve"> -Group "Alumnos" -</w:t>
+      </w:r>
+      <w:proofErr w:type="spellStart"/>
+      <w:r>
+        <w:t>Member</w:t>
+      </w:r>
+      <w:proofErr w:type="spellEnd"/>
+      <w:r>
+        <w:t xml:space="preserve"> "</w:t>
+      </w:r>
+      <w:proofErr w:type="spellStart"/>
+      <w:r>
+        <w:t>AlumnoA</w:t>
+      </w:r>
+      <w:proofErr w:type="spellEnd"/>
+      <w:r>
+        <w:t>","</w:t>
+      </w:r>
+      <w:proofErr w:type="spellStart"/>
+      <w:r>
+        <w:t>AlumnoB</w:t>
+      </w:r>
+      <w:proofErr w:type="spellEnd"/>
+      <w:r>
+        <w:t>","</w:t>
+      </w:r>
+      <w:proofErr w:type="spellStart"/>
+      <w:r>
+        <w:t>AlumnoC</w:t>
+      </w:r>
+      <w:proofErr w:type="spellEnd"/>
+      <w:r>
+        <w:t>"</w:t>
+      </w:r>
+    </w:p>
+    <w:p/>
     <w:p>
       <w:pPr>
         <w:shd w:val="clear" w:color="auto" w:fill="CAEDFB" w:themeFill="accent4" w:themeFillTint="33"/>
       </w:pPr>
       <w:r>
-        <w:t>Ejercicio 19</w:t>
-      </w:r>
-    </w:p>
-    <w:p>
-      <w:r>
-        <w:t># 19. Añadir miembros al grupo</w:t>
-      </w:r>
-    </w:p>
-    <w:p>
-      <w:proofErr w:type="spellStart"/>
-      <w:r>
-        <w:t>Add-LocalGroupMember</w:t>
-      </w:r>
-      <w:proofErr w:type="spellEnd"/>
-      <w:r>
-        <w:t xml:space="preserve"> -</w:t>
-      </w:r>
-      <w:proofErr w:type="spellStart"/>
-      <w:r>
-        <w:t>Group</w:t>
-      </w:r>
-      <w:proofErr w:type="spellEnd"/>
-      <w:r>
-        <w:t xml:space="preserve"> "Alumnos" -</w:t>
+        <w:t>Ejercicio 20</w:t>
+      </w:r>
+    </w:p>
+    <w:p>
+      <w:r>
+        <w:t># 20. Listar miembros del grupo Alumnos</w:t>
+      </w:r>
+    </w:p>
+    <w:p>
+      <w:proofErr w:type="spellStart"/>
+      <w:r>
+        <w:t>Get-LocalGroupMember</w:t>
+      </w:r>
+      <w:proofErr w:type="spellEnd"/>
+      <w:r>
+        <w:t xml:space="preserve"> "Alumnos"</w:t>
+      </w:r>
+    </w:p>
+    <w:p/>
+    <w:p>
+      <w:pPr>
+        <w:shd w:val="clear" w:color="auto" w:fill="CAEDFB" w:themeFill="accent4" w:themeFillTint="33"/>
+      </w:pPr>
+      <w:r>
+        <w:t>Ejercicio 21</w:t>
+      </w:r>
+    </w:p>
+    <w:p>
+      <w:r>
+        <w:t># 21. Quitar un miembro (</w:t>
+      </w:r>
+      <w:proofErr w:type="spellStart"/>
+      <w:r>
+        <w:t>AlumnoC</w:t>
+      </w:r>
+      <w:proofErr w:type="spellEnd"/>
+      <w:r>
+        <w:t>)</w:t>
+      </w:r>
+    </w:p>
+    <w:p>
+      <w:proofErr w:type="spellStart"/>
+      <w:r>
+        <w:t>Remove-LocalGroupMember</w:t>
+      </w:r>
+      <w:proofErr w:type="spellEnd"/>
+      <w:r>
+        <w:t xml:space="preserve"> -Group "Alumnos" -</w:t>
       </w:r>
       <w:proofErr w:type="spellStart"/>
       <w:r>
@@ -1631,22 +1841,6 @@
       </w:r>
       <w:proofErr w:type="spellStart"/>
       <w:r>
-        <w:t>AlumnoA</w:t>
-      </w:r>
-      <w:proofErr w:type="spellEnd"/>
-      <w:r>
-        <w:t>","</w:t>
-      </w:r>
-      <w:proofErr w:type="spellStart"/>
-      <w:r>
-        <w:t>AlumnoB</w:t>
-      </w:r>
-      <w:proofErr w:type="spellEnd"/>
-      <w:r>
-        <w:t>","</w:t>
-      </w:r>
-      <w:proofErr w:type="spellStart"/>
-      <w:r>
         <w:t>AlumnoC</w:t>
       </w:r>
       <w:proofErr w:type="spellEnd"/>
@@ -1654,107 +1848,31 @@
         <w:t>"</w:t>
       </w:r>
     </w:p>
+    <w:p/>
     <w:p>
       <w:pPr>
         <w:shd w:val="clear" w:color="auto" w:fill="CAEDFB" w:themeFill="accent4" w:themeFillTint="33"/>
       </w:pPr>
       <w:r>
-        <w:t>Ejercicio 20</w:t>
-      </w:r>
-    </w:p>
-    <w:p>
-      <w:r>
-        <w:t># 20. Listar miembros del grupo Alumnos</w:t>
-      </w:r>
-    </w:p>
-    <w:p>
-      <w:proofErr w:type="spellStart"/>
-      <w:r>
-        <w:t>Get-LocalGroupMember</w:t>
+        <w:t>Ejercicio 22</w:t>
+      </w:r>
+    </w:p>
+    <w:p>
+      <w:r>
+        <w:t># 22. Eliminar el grupo local</w:t>
+      </w:r>
+    </w:p>
+    <w:p>
+      <w:proofErr w:type="spellStart"/>
+      <w:r>
+        <w:t>Remove-LocalGroup</w:t>
       </w:r>
       <w:proofErr w:type="spellEnd"/>
       <w:r>
         <w:t xml:space="preserve"> "Alumnos"</w:t>
       </w:r>
     </w:p>
-    <w:p>
-      <w:pPr>
-        <w:shd w:val="clear" w:color="auto" w:fill="CAEDFB" w:themeFill="accent4" w:themeFillTint="33"/>
-      </w:pPr>
-      <w:r>
-        <w:t>Ejercicio 21</w:t>
-      </w:r>
-    </w:p>
-    <w:p>
-      <w:r>
-        <w:t># 21. Quitar un miembro (</w:t>
-      </w:r>
-      <w:proofErr w:type="spellStart"/>
-      <w:r>
-        <w:t>AlumnoC</w:t>
-      </w:r>
-      <w:proofErr w:type="spellEnd"/>
-      <w:r>
-        <w:t>)</w:t>
-      </w:r>
-    </w:p>
-    <w:p>
-      <w:proofErr w:type="spellStart"/>
-      <w:r>
-        <w:t>Remove-LocalGroupMember</w:t>
-      </w:r>
-      <w:proofErr w:type="spellEnd"/>
-      <w:r>
-        <w:t xml:space="preserve"> -</w:t>
-      </w:r>
-      <w:proofErr w:type="spellStart"/>
-      <w:r>
-        <w:t>Group</w:t>
-      </w:r>
-      <w:proofErr w:type="spellEnd"/>
-      <w:r>
-        <w:t xml:space="preserve"> "Alumnos" -</w:t>
-      </w:r>
-      <w:proofErr w:type="spellStart"/>
-      <w:r>
-        <w:t>Member</w:t>
-      </w:r>
-      <w:proofErr w:type="spellEnd"/>
-      <w:r>
-        <w:t xml:space="preserve"> "</w:t>
-      </w:r>
-      <w:proofErr w:type="spellStart"/>
-      <w:r>
-        <w:t>AlumnoC</w:t>
-      </w:r>
-      <w:proofErr w:type="spellEnd"/>
-      <w:r>
-        <w:t>"</w:t>
-      </w:r>
-    </w:p>
-    <w:p>
-      <w:pPr>
-        <w:shd w:val="clear" w:color="auto" w:fill="CAEDFB" w:themeFill="accent4" w:themeFillTint="33"/>
-      </w:pPr>
-      <w:r>
-        <w:t>Ejercicio 22</w:t>
-      </w:r>
-    </w:p>
-    <w:p>
-      <w:r>
-        <w:t># 22. Eliminar el grupo local</w:t>
-      </w:r>
-    </w:p>
-    <w:p>
-      <w:proofErr w:type="spellStart"/>
-      <w:r>
-        <w:t>Remove-LocalGroup</w:t>
-      </w:r>
-      <w:proofErr w:type="spellEnd"/>
-      <w:r>
-        <w:t xml:space="preserve"> "Alumnos"</w:t>
-      </w:r>
-    </w:p>
+    <w:p/>
     <w:p>
       <w:r>
         <w:pict w14:anchorId="5E0E4C8F">
@@ -1877,6 +1995,13 @@
     </w:p>
     <w:p>
       <w:pPr>
+        <w:rPr>
+          <w:lang w:val="en-GB"/>
+        </w:rPr>
+      </w:pPr>
+    </w:p>
+    <w:p>
+      <w:pPr>
         <w:shd w:val="clear" w:color="auto" w:fill="CAEDFB" w:themeFill="accent4" w:themeFillTint="33"/>
       </w:pPr>
       <w:r>
@@ -1926,7 +2051,21 @@
         <w:rPr>
           <w:lang w:val="en-GB"/>
         </w:rPr>
-        <w:t xml:space="preserve"> @{LogName="Security"; Id=4625} | Select </w:t>
+        <w:t xml:space="preserve"> </w:t>
+      </w:r>
+      <w:proofErr w:type="gramStart"/>
+      <w:r>
+        <w:rPr>
+          <w:lang w:val="en-GB"/>
+        </w:rPr>
+        <w:t>@{</w:t>
+      </w:r>
+      <w:proofErr w:type="gramEnd"/>
+      <w:r>
+        <w:rPr>
+          <w:lang w:val="en-GB"/>
+        </w:rPr>
+        <w:t xml:space="preserve">LogName="Security"; Id=4625} | Select </w:t>
       </w:r>
       <w:proofErr w:type="spellStart"/>
       <w:r>
@@ -1946,6 +2085,13 @@
     <w:p>
       <w:pPr>
         <w:rPr>
+          <w:lang w:val="en-GB"/>
+        </w:rPr>
+      </w:pPr>
+    </w:p>
+    <w:p>
+      <w:pPr>
+        <w:rPr>
           <w:lang w:val="en-US"/>
         </w:rPr>
       </w:pPr>
@@ -1955,423 +2101,1037 @@
         <w:shd w:val="clear" w:color="auto" w:fill="CAEDFB" w:themeFill="accent4" w:themeFillTint="33"/>
       </w:pPr>
       <w:r>
+        <w:t>Ejercicio 25</w:t>
+      </w:r>
+    </w:p>
+    <w:p>
+      <w:r>
+        <w:t># Ejercicio 25 - Inicios de sesión correctos del usuario '</w:t>
+      </w:r>
+      <w:proofErr w:type="spellStart"/>
+      <w:r>
+        <w:t>alberto</w:t>
+      </w:r>
+      <w:proofErr w:type="spellEnd"/>
+      <w:r>
+        <w:t>'</w:t>
+      </w:r>
+    </w:p>
+    <w:p>
+      <w:r>
+        <w:t># Autor: Alberto</w:t>
+      </w:r>
+    </w:p>
+    <w:p>
+      <w:r>
+        <w:t># Fecha: (automática)</w:t>
+      </w:r>
+    </w:p>
+    <w:p>
+      <w:r>
+        <w:t># Descripción: Muestra la fecha y el usuario de los eventos 4624 (</w:t>
+      </w:r>
+      <w:proofErr w:type="spellStart"/>
+      <w:r>
+        <w:t>logon</w:t>
+      </w:r>
+      <w:proofErr w:type="spellEnd"/>
+      <w:r>
+        <w:t xml:space="preserve"> correcto)</w:t>
+      </w:r>
+    </w:p>
+    <w:p>
+      <w:r>
+        <w:t>#               filtrando los eventos del usuario '</w:t>
+      </w:r>
+      <w:proofErr w:type="spellStart"/>
+      <w:r>
+        <w:t>alberto</w:t>
+      </w:r>
+      <w:proofErr w:type="spellEnd"/>
+      <w:r>
+        <w:t>'.</w:t>
+      </w:r>
+    </w:p>
+    <w:p/>
+    <w:p>
+      <w:r>
+        <w:t># 1️</w:t>
+      </w:r>
+      <w:r>
+        <w:rPr>
+          <w:rFonts w:ascii="Segoe UI Symbol" w:hAnsi="Segoe UI Symbol" w:cs="Segoe UI Symbol"/>
+        </w:rPr>
+        <w:t>⃣</w:t>
+      </w:r>
+      <w:r>
+        <w:t xml:space="preserve"> Filtramos los eventos de seguridad con ID 4624 (inicio de sesión exitoso)</w:t>
+      </w:r>
+    </w:p>
+    <w:p>
+      <w:pPr>
+        <w:rPr>
+          <w:lang w:val="en-US"/>
+        </w:rPr>
+      </w:pPr>
+      <w:r>
+        <w:rPr>
+          <w:lang w:val="en-US"/>
+        </w:rPr>
+        <w:t>$</w:t>
+      </w:r>
+      <w:proofErr w:type="spellStart"/>
+      <w:r>
+        <w:rPr>
+          <w:lang w:val="en-US"/>
+        </w:rPr>
+        <w:t>eventos</w:t>
+      </w:r>
+      <w:proofErr w:type="spellEnd"/>
+      <w:r>
+        <w:rPr>
+          <w:lang w:val="en-US"/>
+        </w:rPr>
+        <w:t xml:space="preserve"> = Get-</w:t>
+      </w:r>
+      <w:proofErr w:type="spellStart"/>
+      <w:r>
+        <w:rPr>
+          <w:lang w:val="en-US"/>
+        </w:rPr>
+        <w:t>WinEvent</w:t>
+      </w:r>
+      <w:proofErr w:type="spellEnd"/>
+      <w:r>
+        <w:rPr>
+          <w:lang w:val="en-US"/>
+        </w:rPr>
+        <w:t xml:space="preserve"> -</w:t>
+      </w:r>
+      <w:proofErr w:type="spellStart"/>
+      <w:r>
+        <w:rPr>
+          <w:lang w:val="en-US"/>
+        </w:rPr>
+        <w:t>FilterHashtable</w:t>
+      </w:r>
+      <w:proofErr w:type="spellEnd"/>
+      <w:r>
+        <w:rPr>
+          <w:lang w:val="en-US"/>
+        </w:rPr>
+        <w:t xml:space="preserve"> </w:t>
+      </w:r>
+      <w:proofErr w:type="gramStart"/>
+      <w:r>
+        <w:rPr>
+          <w:lang w:val="en-US"/>
+        </w:rPr>
+        <w:t>@{</w:t>
+      </w:r>
+      <w:proofErr w:type="gramEnd"/>
+      <w:r>
+        <w:rPr>
+          <w:lang w:val="en-US"/>
+        </w:rPr>
+        <w:t>LogName = "Security"; Id = 4624}</w:t>
+      </w:r>
+    </w:p>
+    <w:p>
+      <w:pPr>
+        <w:rPr>
+          <w:lang w:val="en-US"/>
+        </w:rPr>
+      </w:pPr>
+    </w:p>
+    <w:p>
+      <w:r>
+        <w:t># 2️</w:t>
+      </w:r>
+      <w:r>
+        <w:rPr>
+          <w:rFonts w:ascii="Segoe UI Symbol" w:hAnsi="Segoe UI Symbol" w:cs="Segoe UI Symbol"/>
+        </w:rPr>
+        <w:t>⃣</w:t>
+      </w:r>
+      <w:r>
+        <w:t xml:space="preserve"> Recorremos los eventos y seleccionamos solo los que mencionan al usuario '</w:t>
+      </w:r>
+      <w:proofErr w:type="spellStart"/>
+      <w:r>
+        <w:t>alberto</w:t>
+      </w:r>
+      <w:proofErr w:type="spellEnd"/>
+      <w:r>
+        <w:t>'</w:t>
+      </w:r>
+    </w:p>
+    <w:p>
+      <w:r>
+        <w:t>#     El campo '</w:t>
+      </w:r>
+      <w:proofErr w:type="spellStart"/>
+      <w:r>
+        <w:t>Message</w:t>
+      </w:r>
+      <w:proofErr w:type="spellEnd"/>
+      <w:r>
+        <w:t>' contiene toda la información textual del evento</w:t>
+      </w:r>
+    </w:p>
+    <w:p>
+      <w:pPr>
+        <w:rPr>
+          <w:lang w:val="en-US"/>
+        </w:rPr>
+      </w:pPr>
+      <w:r>
+        <w:rPr>
+          <w:lang w:val="en-US"/>
+        </w:rPr>
+        <w:t>$</w:t>
+      </w:r>
+      <w:proofErr w:type="spellStart"/>
+      <w:r>
+        <w:rPr>
+          <w:lang w:val="en-US"/>
+        </w:rPr>
+        <w:t>filtrados</w:t>
+      </w:r>
+      <w:proofErr w:type="spellEnd"/>
+      <w:r>
+        <w:rPr>
+          <w:lang w:val="en-US"/>
+        </w:rPr>
+        <w:t xml:space="preserve"> = $</w:t>
+      </w:r>
+      <w:proofErr w:type="spellStart"/>
+      <w:r>
+        <w:rPr>
+          <w:lang w:val="en-US"/>
+        </w:rPr>
+        <w:t>eventos</w:t>
+      </w:r>
+      <w:proofErr w:type="spellEnd"/>
+      <w:r>
+        <w:rPr>
+          <w:lang w:val="en-US"/>
+        </w:rPr>
+        <w:t xml:space="preserve"> | Where-Object </w:t>
+      </w:r>
+      <w:proofErr w:type="gramStart"/>
+      <w:r>
+        <w:rPr>
+          <w:lang w:val="en-US"/>
+        </w:rPr>
+        <w:t>{ $_.Message</w:t>
+      </w:r>
+      <w:proofErr w:type="gramEnd"/>
+      <w:r>
+        <w:rPr>
+          <w:lang w:val="en-US"/>
+        </w:rPr>
+        <w:t xml:space="preserve"> -match "</w:t>
+      </w:r>
+      <w:proofErr w:type="spellStart"/>
+      <w:r>
+        <w:rPr>
+          <w:lang w:val="en-US"/>
+        </w:rPr>
+        <w:t>alberto</w:t>
+      </w:r>
+      <w:proofErr w:type="spellEnd"/>
+      <w:proofErr w:type="gramStart"/>
+      <w:r>
+        <w:rPr>
+          <w:lang w:val="en-US"/>
+        </w:rPr>
+        <w:t>" }</w:t>
+      </w:r>
+      <w:proofErr w:type="gramEnd"/>
+    </w:p>
+    <w:p>
+      <w:pPr>
+        <w:rPr>
+          <w:lang w:val="en-US"/>
+        </w:rPr>
+      </w:pPr>
+    </w:p>
+    <w:p>
+      <w:r>
+        <w:t># 3️</w:t>
+      </w:r>
+      <w:r>
+        <w:rPr>
+          <w:rFonts w:ascii="Segoe UI Symbol" w:hAnsi="Segoe UI Symbol" w:cs="Segoe UI Symbol"/>
+        </w:rPr>
+        <w:t>⃣</w:t>
+      </w:r>
+      <w:r>
+        <w:t xml:space="preserve"> Mostramos la fecha del evento y el nombre del usuario extraído del texto</w:t>
+      </w:r>
+    </w:p>
+    <w:p>
+      <w:r>
+        <w:t xml:space="preserve">#     Usamos una expresión regular más segura que el </w:t>
+      </w:r>
+      <w:proofErr w:type="spellStart"/>
+      <w:r>
+        <w:t>split</w:t>
+      </w:r>
+      <w:proofErr w:type="spellEnd"/>
+      <w:r>
+        <w:t xml:space="preserve"> original</w:t>
+      </w:r>
+    </w:p>
+    <w:p>
+      <w:pPr>
+        <w:rPr>
+          <w:lang w:val="en-US"/>
+        </w:rPr>
+      </w:pPr>
+      <w:r>
+        <w:rPr>
+          <w:lang w:val="en-US"/>
+        </w:rPr>
+        <w:t>$</w:t>
+      </w:r>
+      <w:proofErr w:type="spellStart"/>
+      <w:r>
+        <w:rPr>
+          <w:lang w:val="en-US"/>
+        </w:rPr>
+        <w:t>filtrados</w:t>
+      </w:r>
+      <w:proofErr w:type="spellEnd"/>
+      <w:r>
+        <w:rPr>
+          <w:lang w:val="en-US"/>
+        </w:rPr>
+        <w:t xml:space="preserve"> | Select-Object `</w:t>
+      </w:r>
+    </w:p>
+    <w:p>
+      <w:pPr>
+        <w:rPr>
+          <w:lang w:val="en-US"/>
+        </w:rPr>
+      </w:pPr>
+      <w:r>
+        <w:rPr>
+          <w:lang w:val="en-US"/>
+        </w:rPr>
+        <w:t xml:space="preserve">    </w:t>
+      </w:r>
+      <w:proofErr w:type="spellStart"/>
+      <w:r>
+        <w:rPr>
+          <w:lang w:val="en-US"/>
+        </w:rPr>
+        <w:t>TimeCreated</w:t>
+      </w:r>
+      <w:proofErr w:type="spellEnd"/>
+      <w:r>
+        <w:rPr>
+          <w:lang w:val="en-US"/>
+        </w:rPr>
+        <w:t>, `</w:t>
+      </w:r>
+    </w:p>
+    <w:p>
+      <w:pPr>
+        <w:rPr>
+          <w:lang w:val="en-US"/>
+        </w:rPr>
+      </w:pPr>
+      <w:r>
+        <w:rPr>
+          <w:lang w:val="en-US"/>
+        </w:rPr>
+        <w:t xml:space="preserve">    </w:t>
+      </w:r>
+      <w:proofErr w:type="gramStart"/>
+      <w:r>
+        <w:rPr>
+          <w:lang w:val="en-US"/>
+        </w:rPr>
+        <w:t>@{</w:t>
+      </w:r>
+      <w:proofErr w:type="gramEnd"/>
+      <w:r>
+        <w:rPr>
+          <w:lang w:val="en-US"/>
+        </w:rPr>
+        <w:t>Name = '</w:t>
+      </w:r>
+      <w:proofErr w:type="spellStart"/>
+      <w:r>
+        <w:rPr>
+          <w:lang w:val="en-US"/>
+        </w:rPr>
+        <w:t>Usuario</w:t>
+      </w:r>
+      <w:proofErr w:type="spellEnd"/>
+      <w:r>
+        <w:rPr>
+          <w:lang w:val="en-US"/>
+        </w:rPr>
+        <w:t>'; Expression = {</w:t>
+      </w:r>
+    </w:p>
+    <w:p>
+      <w:pPr>
+        <w:rPr>
+          <w:lang w:val="en-US"/>
+        </w:rPr>
+      </w:pPr>
+      <w:r>
+        <w:rPr>
+          <w:lang w:val="en-US"/>
+        </w:rPr>
+        <w:t xml:space="preserve">        if ($</w:t>
+      </w:r>
+      <w:proofErr w:type="gramStart"/>
+      <w:r>
+        <w:rPr>
+          <w:lang w:val="en-US"/>
+        </w:rPr>
+        <w:t>_.Message</w:t>
+      </w:r>
+      <w:proofErr w:type="gramEnd"/>
+      <w:r>
+        <w:rPr>
+          <w:lang w:val="en-US"/>
+        </w:rPr>
+        <w:t xml:space="preserve"> -match '</w:t>
+      </w:r>
+      <w:proofErr w:type="spellStart"/>
+      <w:r>
+        <w:rPr>
+          <w:lang w:val="en-US"/>
+        </w:rPr>
+        <w:t>TargetUserName</w:t>
+      </w:r>
+      <w:proofErr w:type="spellEnd"/>
+      <w:r>
+        <w:rPr>
+          <w:lang w:val="en-US"/>
+        </w:rPr>
+        <w:t>"</w:t>
+      </w:r>
+      <w:proofErr w:type="gramStart"/>
+      <w:r>
+        <w:rPr>
+          <w:lang w:val="en-US"/>
+        </w:rPr>
+        <w:t>&gt;(</w:t>
+      </w:r>
+      <w:proofErr w:type="gramEnd"/>
+      <w:r>
+        <w:rPr>
+          <w:lang w:val="en-US"/>
+        </w:rPr>
+        <w:t>[^</w:t>
+      </w:r>
+      <w:proofErr w:type="gramStart"/>
+      <w:r>
+        <w:rPr>
+          <w:lang w:val="en-US"/>
+        </w:rPr>
+        <w:t>&lt;]+</w:t>
+      </w:r>
+      <w:proofErr w:type="gramEnd"/>
+      <w:r>
+        <w:rPr>
+          <w:lang w:val="en-US"/>
+        </w:rPr>
+        <w:t xml:space="preserve">)&lt;') </w:t>
+      </w:r>
+      <w:proofErr w:type="gramStart"/>
+      <w:r>
+        <w:rPr>
+          <w:lang w:val="en-US"/>
+        </w:rPr>
+        <w:t>{ $matches[</w:t>
+      </w:r>
+      <w:proofErr w:type="gramEnd"/>
+      <w:r>
+        <w:rPr>
+          <w:lang w:val="en-US"/>
+        </w:rPr>
+        <w:t>1</w:t>
+      </w:r>
+      <w:proofErr w:type="gramStart"/>
+      <w:r>
+        <w:rPr>
+          <w:lang w:val="en-US"/>
+        </w:rPr>
+        <w:t>] }</w:t>
+      </w:r>
+      <w:proofErr w:type="gramEnd"/>
+    </w:p>
+    <w:p>
+      <w:r>
+        <w:rPr>
+          <w:lang w:val="en-US"/>
+        </w:rPr>
+        <w:t xml:space="preserve">        </w:t>
+      </w:r>
+      <w:proofErr w:type="spellStart"/>
+      <w:r>
+        <w:t>else</w:t>
+      </w:r>
+      <w:proofErr w:type="spellEnd"/>
+      <w:r>
+        <w:t xml:space="preserve"> </w:t>
+      </w:r>
+      <w:proofErr w:type="gramStart"/>
+      <w:r>
+        <w:t>{ "</w:t>
+      </w:r>
+      <w:proofErr w:type="gramEnd"/>
+      <w:r>
+        <w:t>No encontrado</w:t>
+      </w:r>
+      <w:proofErr w:type="gramStart"/>
+      <w:r>
+        <w:t>" }</w:t>
+      </w:r>
+      <w:proofErr w:type="gramEnd"/>
+    </w:p>
+    <w:p>
+      <w:r>
+        <w:t xml:space="preserve">    }}</w:t>
+      </w:r>
+    </w:p>
+    <w:p>
+      <w:pPr>
+        <w:shd w:val="clear" w:color="auto" w:fill="C1E4F5" w:themeFill="accent1" w:themeFillTint="33"/>
+      </w:pPr>
+      <w:r>
+        <w:t>Ejercicio 26</w:t>
+      </w:r>
+    </w:p>
+    <w:p>
+      <w:r>
+        <w:t xml:space="preserve"># 26. Contar errores del log </w:t>
+      </w:r>
+      <w:proofErr w:type="spellStart"/>
+      <w:r>
+        <w:t>System</w:t>
+      </w:r>
+      <w:proofErr w:type="spellEnd"/>
+      <w:r>
+        <w:t xml:space="preserve"> en las últimas 24h</w:t>
+      </w:r>
+    </w:p>
+    <w:p>
+      <w:pPr>
+        <w:rPr>
+          <w:lang w:val="en-GB"/>
+        </w:rPr>
+      </w:pPr>
+      <w:r>
+        <w:rPr>
+          <w:lang w:val="en-GB"/>
+        </w:rPr>
+        <w:t>$</w:t>
+      </w:r>
+      <w:proofErr w:type="spellStart"/>
+      <w:r>
+        <w:rPr>
+          <w:lang w:val="en-GB"/>
+        </w:rPr>
+        <w:t>desde</w:t>
+      </w:r>
+      <w:proofErr w:type="spellEnd"/>
+      <w:r>
+        <w:rPr>
+          <w:lang w:val="en-GB"/>
+        </w:rPr>
+        <w:t xml:space="preserve"> = (Get-Date</w:t>
+      </w:r>
+      <w:proofErr w:type="gramStart"/>
+      <w:r>
+        <w:rPr>
+          <w:lang w:val="en-GB"/>
+        </w:rPr>
+        <w:t>).</w:t>
+      </w:r>
+      <w:proofErr w:type="spellStart"/>
+      <w:r>
+        <w:rPr>
+          <w:lang w:val="en-GB"/>
+        </w:rPr>
+        <w:t>AddHours</w:t>
+      </w:r>
+      <w:proofErr w:type="spellEnd"/>
+      <w:proofErr w:type="gramEnd"/>
+      <w:r>
+        <w:rPr>
+          <w:lang w:val="en-GB"/>
+        </w:rPr>
+        <w:t>(-24)</w:t>
+      </w:r>
+    </w:p>
+    <w:p>
+      <w:pPr>
+        <w:rPr>
+          <w:lang w:val="en-GB"/>
+        </w:rPr>
+      </w:pPr>
+      <w:r>
+        <w:rPr>
+          <w:lang w:val="en-GB"/>
+        </w:rPr>
         <w:lastRenderedPageBreak/>
-        <w:t>Ejercicio 25</w:t>
-      </w:r>
-    </w:p>
-    <w:p>
-      <w:r>
-        <w:t># Ejercicio 25 - Inicios de sesión correctos del usuario '</w:t>
-      </w:r>
-      <w:proofErr w:type="spellStart"/>
-      <w:r>
-        <w:t>alberto</w:t>
-      </w:r>
-      <w:proofErr w:type="spellEnd"/>
-      <w:r>
-        <w:t>'</w:t>
-      </w:r>
-    </w:p>
-    <w:p>
-      <w:r>
-        <w:t># Autor: Alberto</w:t>
-      </w:r>
-    </w:p>
-    <w:p>
-      <w:r>
-        <w:t># Fecha: (automática)</w:t>
-      </w:r>
-    </w:p>
-    <w:p>
-      <w:r>
-        <w:t># Descripción: Muestra la fecha y el usuario de los eventos 4624 (</w:t>
-      </w:r>
-      <w:proofErr w:type="spellStart"/>
-      <w:r>
-        <w:t>logon</w:t>
-      </w:r>
-      <w:proofErr w:type="spellEnd"/>
-      <w:r>
-        <w:t xml:space="preserve"> correcto)</w:t>
-      </w:r>
-    </w:p>
-    <w:p>
-      <w:r>
-        <w:t>#               filtrando los eventos del usuario '</w:t>
-      </w:r>
-      <w:proofErr w:type="spellStart"/>
-      <w:r>
-        <w:t>alberto</w:t>
-      </w:r>
-      <w:proofErr w:type="spellEnd"/>
-      <w:r>
-        <w:t>'.</w:t>
-      </w:r>
-    </w:p>
-    <w:p/>
-    <w:p>
-      <w:r>
-        <w:t># 1️</w:t>
-      </w:r>
-      <w:r>
-        <w:rPr>
-          <w:rFonts w:ascii="Segoe UI Symbol" w:hAnsi="Segoe UI Symbol" w:cs="Segoe UI Symbol"/>
-        </w:rPr>
-        <w:t>⃣</w:t>
-      </w:r>
-      <w:r>
-        <w:t xml:space="preserve"> Filtramos los eventos de seguridad con ID 4624 (inicio de sesión exitoso)</w:t>
-      </w:r>
-    </w:p>
-    <w:p>
-      <w:pPr>
-        <w:rPr>
-          <w:lang w:val="en-US"/>
-        </w:rPr>
-      </w:pPr>
-      <w:r>
-        <w:rPr>
-          <w:lang w:val="en-US"/>
+        <w:t>(Get-</w:t>
+      </w:r>
+      <w:proofErr w:type="spellStart"/>
+      <w:r>
+        <w:rPr>
+          <w:lang w:val="en-GB"/>
+        </w:rPr>
+        <w:t>EventLog</w:t>
+      </w:r>
+      <w:proofErr w:type="spellEnd"/>
+      <w:r>
+        <w:rPr>
+          <w:lang w:val="en-GB"/>
+        </w:rPr>
+        <w:t xml:space="preserve"> -</w:t>
+      </w:r>
+      <w:proofErr w:type="spellStart"/>
+      <w:r>
+        <w:rPr>
+          <w:lang w:val="en-GB"/>
+        </w:rPr>
+        <w:t>LogName</w:t>
+      </w:r>
+      <w:proofErr w:type="spellEnd"/>
+      <w:r>
+        <w:rPr>
+          <w:lang w:val="en-GB"/>
+        </w:rPr>
+        <w:t xml:space="preserve"> System | Where-Object </w:t>
+      </w:r>
+      <w:proofErr w:type="gramStart"/>
+      <w:r>
+        <w:rPr>
+          <w:lang w:val="en-GB"/>
+        </w:rPr>
+        <w:t>{ $_.</w:t>
+      </w:r>
+      <w:proofErr w:type="spellStart"/>
+      <w:r>
+        <w:rPr>
+          <w:lang w:val="en-GB"/>
+        </w:rPr>
+        <w:t>EntryType</w:t>
+      </w:r>
+      <w:proofErr w:type="spellEnd"/>
+      <w:proofErr w:type="gramEnd"/>
+      <w:r>
+        <w:rPr>
+          <w:lang w:val="en-GB"/>
+        </w:rPr>
+        <w:t xml:space="preserve"> -</w:t>
+      </w:r>
+      <w:proofErr w:type="spellStart"/>
+      <w:r>
+        <w:rPr>
+          <w:lang w:val="en-GB"/>
+        </w:rPr>
+        <w:t>eq</w:t>
+      </w:r>
+      <w:proofErr w:type="spellEnd"/>
+      <w:r>
+        <w:rPr>
+          <w:lang w:val="en-GB"/>
+        </w:rPr>
+        <w:t xml:space="preserve"> 'Error' -and $</w:t>
+      </w:r>
+      <w:proofErr w:type="gramStart"/>
+      <w:r>
+        <w:rPr>
+          <w:lang w:val="en-GB"/>
+        </w:rPr>
+        <w:t>_.</w:t>
+      </w:r>
+      <w:proofErr w:type="spellStart"/>
+      <w:r>
+        <w:rPr>
+          <w:lang w:val="en-GB"/>
+        </w:rPr>
+        <w:t>TimeGenerated</w:t>
+      </w:r>
+      <w:proofErr w:type="spellEnd"/>
+      <w:proofErr w:type="gramEnd"/>
+      <w:r>
+        <w:rPr>
+          <w:lang w:val="en-GB"/>
+        </w:rPr>
+        <w:t xml:space="preserve"> -</w:t>
+      </w:r>
+      <w:proofErr w:type="spellStart"/>
+      <w:r>
+        <w:rPr>
+          <w:lang w:val="en-GB"/>
+        </w:rPr>
+        <w:t>gt</w:t>
+      </w:r>
+      <w:proofErr w:type="spellEnd"/>
+      <w:r>
+        <w:rPr>
+          <w:lang w:val="en-GB"/>
+        </w:rPr>
+        <w:t xml:space="preserve"> $</w:t>
+      </w:r>
+      <w:proofErr w:type="spellStart"/>
+      <w:proofErr w:type="gramStart"/>
+      <w:r>
+        <w:rPr>
+          <w:lang w:val="en-GB"/>
+        </w:rPr>
+        <w:t>desde</w:t>
+      </w:r>
+      <w:proofErr w:type="spellEnd"/>
+      <w:r>
+        <w:rPr>
+          <w:lang w:val="en-GB"/>
+        </w:rPr>
+        <w:t xml:space="preserve"> }).Count</w:t>
+      </w:r>
+      <w:proofErr w:type="gramEnd"/>
+    </w:p>
+    <w:p>
+      <w:pPr>
+        <w:rPr>
+          <w:lang w:val="en-GB"/>
+        </w:rPr>
+      </w:pPr>
+    </w:p>
+    <w:p>
+      <w:pPr>
+        <w:shd w:val="clear" w:color="auto" w:fill="CAEDFB" w:themeFill="accent4" w:themeFillTint="33"/>
+      </w:pPr>
+      <w:r>
+        <w:t>Ejercicio 27</w:t>
+      </w:r>
+    </w:p>
+    <w:p>
+      <w:r>
+        <w:t># 27. Exportar los últimos 50 eventos de Security a CSV</w:t>
+      </w:r>
+    </w:p>
+    <w:p>
+      <w:pPr>
+        <w:rPr>
+          <w:lang w:val="en-GB"/>
+        </w:rPr>
+      </w:pPr>
+      <w:r>
+        <w:rPr>
+          <w:lang w:val="en-GB"/>
+        </w:rPr>
+        <w:t>Get-</w:t>
+      </w:r>
+      <w:proofErr w:type="spellStart"/>
+      <w:r>
+        <w:rPr>
+          <w:lang w:val="en-GB"/>
+        </w:rPr>
+        <w:t>EventLog</w:t>
+      </w:r>
+      <w:proofErr w:type="spellEnd"/>
+      <w:r>
+        <w:rPr>
+          <w:lang w:val="en-GB"/>
+        </w:rPr>
+        <w:t xml:space="preserve"> -</w:t>
+      </w:r>
+      <w:proofErr w:type="spellStart"/>
+      <w:r>
+        <w:rPr>
+          <w:lang w:val="en-GB"/>
+        </w:rPr>
+        <w:t>LogName</w:t>
+      </w:r>
+      <w:proofErr w:type="spellEnd"/>
+      <w:r>
+        <w:rPr>
+          <w:lang w:val="en-GB"/>
+        </w:rPr>
+        <w:t xml:space="preserve"> Security -Newest 50 |</w:t>
+      </w:r>
+    </w:p>
+    <w:p>
+      <w:pPr>
+        <w:rPr>
+          <w:lang w:val="en-GB"/>
+        </w:rPr>
+      </w:pPr>
+      <w:r>
+        <w:rPr>
+          <w:lang w:val="en-GB"/>
+        </w:rPr>
+        <w:t xml:space="preserve">Select </w:t>
+      </w:r>
+      <w:proofErr w:type="spellStart"/>
+      <w:r>
+        <w:rPr>
+          <w:lang w:val="en-GB"/>
+        </w:rPr>
+        <w:t>TimeGenerated</w:t>
+      </w:r>
+      <w:proofErr w:type="spellEnd"/>
+      <w:r>
+        <w:rPr>
+          <w:lang w:val="en-GB"/>
+        </w:rPr>
+        <w:t xml:space="preserve">, </w:t>
+      </w:r>
+      <w:proofErr w:type="spellStart"/>
+      <w:r>
+        <w:rPr>
+          <w:lang w:val="en-GB"/>
+        </w:rPr>
+        <w:t>EntryType</w:t>
+      </w:r>
+      <w:proofErr w:type="spellEnd"/>
+      <w:r>
+        <w:rPr>
+          <w:lang w:val="en-GB"/>
+        </w:rPr>
+        <w:t>, Source, Message |</w:t>
+      </w:r>
+    </w:p>
+    <w:p>
+      <w:pPr>
+        <w:rPr>
+          <w:lang w:val="en-GB"/>
+        </w:rPr>
+      </w:pPr>
+      <w:r>
+        <w:rPr>
+          <w:lang w:val="en-GB"/>
+        </w:rPr>
+        <w:t>Export-Csv "C:\Informes\security.csv" -</w:t>
+      </w:r>
+      <w:proofErr w:type="spellStart"/>
+      <w:r>
+        <w:rPr>
+          <w:lang w:val="en-GB"/>
+        </w:rPr>
+        <w:t>NoTypeInformation</w:t>
+      </w:r>
+      <w:proofErr w:type="spellEnd"/>
+      <w:r>
+        <w:rPr>
+          <w:lang w:val="en-GB"/>
+        </w:rPr>
+        <w:t xml:space="preserve"> -Encoding UTF8</w:t>
+      </w:r>
+    </w:p>
+    <w:p>
+      <w:pPr>
+        <w:rPr>
+          <w:lang w:val="en-GB"/>
+        </w:rPr>
+      </w:pPr>
+    </w:p>
+    <w:p>
+      <w:pPr>
+        <w:shd w:val="clear" w:color="auto" w:fill="CAEDFB" w:themeFill="accent4" w:themeFillTint="33"/>
+      </w:pPr>
+      <w:r>
+        <w:t>Ejercicio 2</w:t>
+      </w:r>
+      <w:r>
+        <w:t>8</w:t>
+      </w:r>
+    </w:p>
+    <w:p>
+      <w:r>
+        <w:t># 28. Top 5 fuentes con más errores en Security última semana</w:t>
+      </w:r>
+    </w:p>
+    <w:p>
+      <w:pPr>
+        <w:rPr>
+          <w:lang w:val="en-GB"/>
+        </w:rPr>
+      </w:pPr>
+      <w:r>
+        <w:rPr>
+          <w:lang w:val="en-GB"/>
         </w:rPr>
         <w:t>$</w:t>
       </w:r>
       <w:proofErr w:type="spellStart"/>
       <w:r>
         <w:rPr>
-          <w:lang w:val="en-US"/>
-        </w:rPr>
-        <w:t>eventos</w:t>
-      </w:r>
-      <w:proofErr w:type="spellEnd"/>
-      <w:r>
-        <w:rPr>
-          <w:lang w:val="en-US"/>
-        </w:rPr>
-        <w:t xml:space="preserve"> = Get-</w:t>
-      </w:r>
-      <w:proofErr w:type="spellStart"/>
-      <w:r>
-        <w:rPr>
-          <w:lang w:val="en-US"/>
-        </w:rPr>
-        <w:t>WinEvent</w:t>
-      </w:r>
-      <w:proofErr w:type="spellEnd"/>
-      <w:r>
-        <w:rPr>
-          <w:lang w:val="en-US"/>
+          <w:lang w:val="en-GB"/>
+        </w:rPr>
+        <w:t>desde</w:t>
+      </w:r>
+      <w:proofErr w:type="spellEnd"/>
+      <w:r>
+        <w:rPr>
+          <w:lang w:val="en-GB"/>
+        </w:rPr>
+        <w:t xml:space="preserve"> = (Get-Date</w:t>
+      </w:r>
+      <w:proofErr w:type="gramStart"/>
+      <w:r>
+        <w:rPr>
+          <w:lang w:val="en-GB"/>
+        </w:rPr>
+        <w:t>).</w:t>
+      </w:r>
+      <w:proofErr w:type="spellStart"/>
+      <w:r>
+        <w:rPr>
+          <w:lang w:val="en-GB"/>
+        </w:rPr>
+        <w:t>AddDays</w:t>
+      </w:r>
+      <w:proofErr w:type="spellEnd"/>
+      <w:proofErr w:type="gramEnd"/>
+      <w:r>
+        <w:rPr>
+          <w:lang w:val="en-GB"/>
+        </w:rPr>
+        <w:t>(-7)</w:t>
+      </w:r>
+    </w:p>
+    <w:p>
+      <w:pPr>
+        <w:rPr>
+          <w:lang w:val="en-GB"/>
+        </w:rPr>
+      </w:pPr>
+      <w:r>
+        <w:rPr>
+          <w:lang w:val="en-GB"/>
+        </w:rPr>
+        <w:t>Get-</w:t>
+      </w:r>
+      <w:proofErr w:type="spellStart"/>
+      <w:r>
+        <w:rPr>
+          <w:lang w:val="en-GB"/>
+        </w:rPr>
+        <w:t>EventLog</w:t>
+      </w:r>
+      <w:proofErr w:type="spellEnd"/>
+      <w:r>
+        <w:rPr>
+          <w:lang w:val="en-GB"/>
         </w:rPr>
         <w:t xml:space="preserve"> -</w:t>
       </w:r>
       <w:proofErr w:type="spellStart"/>
       <w:r>
         <w:rPr>
-          <w:lang w:val="en-US"/>
-        </w:rPr>
-        <w:t>FilterHashtable</w:t>
-      </w:r>
-      <w:proofErr w:type="spellEnd"/>
-      <w:r>
-        <w:rPr>
-          <w:lang w:val="en-US"/>
-        </w:rPr>
-        <w:t xml:space="preserve"> @{LogName = "Security"; Id = 4624}</w:t>
-      </w:r>
-    </w:p>
-    <w:p>
-      <w:pPr>
-        <w:rPr>
-          <w:lang w:val="en-US"/>
-        </w:rPr>
-      </w:pPr>
-    </w:p>
-    <w:p>
-      <w:r>
-        <w:t># 2️</w:t>
-      </w:r>
-      <w:r>
-        <w:rPr>
-          <w:rFonts w:ascii="Segoe UI Symbol" w:hAnsi="Segoe UI Symbol" w:cs="Segoe UI Symbol"/>
-        </w:rPr>
-        <w:t>⃣</w:t>
-      </w:r>
-      <w:r>
-        <w:t xml:space="preserve"> Recorremos los eventos y seleccionamos solo los que mencionan al usuario '</w:t>
-      </w:r>
-      <w:proofErr w:type="spellStart"/>
-      <w:r>
-        <w:t>alberto</w:t>
-      </w:r>
-      <w:proofErr w:type="spellEnd"/>
-      <w:r>
-        <w:t>'</w:t>
-      </w:r>
-    </w:p>
-    <w:p>
-      <w:r>
-        <w:t>#     El campo '</w:t>
-      </w:r>
-      <w:proofErr w:type="spellStart"/>
-      <w:r>
-        <w:t>Message</w:t>
-      </w:r>
-      <w:proofErr w:type="spellEnd"/>
-      <w:r>
-        <w:t>' contiene toda la información textual del evento</w:t>
-      </w:r>
-    </w:p>
-    <w:p>
-      <w:pPr>
-        <w:rPr>
-          <w:lang w:val="en-US"/>
-        </w:rPr>
-      </w:pPr>
-      <w:r>
-        <w:rPr>
-          <w:lang w:val="en-US"/>
-        </w:rPr>
-        <w:t>$</w:t>
-      </w:r>
-      <w:proofErr w:type="spellStart"/>
-      <w:r>
-        <w:rPr>
-          <w:lang w:val="en-US"/>
-        </w:rPr>
-        <w:t>filtrados</w:t>
-      </w:r>
-      <w:proofErr w:type="spellEnd"/>
-      <w:r>
-        <w:rPr>
-          <w:lang w:val="en-US"/>
-        </w:rPr>
-        <w:t xml:space="preserve"> = $</w:t>
-      </w:r>
-      <w:proofErr w:type="spellStart"/>
-      <w:r>
-        <w:rPr>
-          <w:lang w:val="en-US"/>
-        </w:rPr>
-        <w:t>eventos</w:t>
-      </w:r>
-      <w:proofErr w:type="spellEnd"/>
-      <w:r>
-        <w:rPr>
-          <w:lang w:val="en-US"/>
-        </w:rPr>
-        <w:t xml:space="preserve"> | Where-Object { $_.Message -match "</w:t>
-      </w:r>
-      <w:proofErr w:type="spellStart"/>
-      <w:r>
-        <w:rPr>
-          <w:lang w:val="en-US"/>
-        </w:rPr>
-        <w:t>alberto</w:t>
-      </w:r>
-      <w:proofErr w:type="spellEnd"/>
-      <w:r>
-        <w:rPr>
-          <w:lang w:val="en-US"/>
-        </w:rPr>
-        <w:t>" }</w:t>
-      </w:r>
-    </w:p>
-    <w:p>
-      <w:pPr>
-        <w:rPr>
-          <w:lang w:val="en-US"/>
-        </w:rPr>
-      </w:pPr>
-    </w:p>
-    <w:p>
-      <w:r>
-        <w:t># 3️</w:t>
-      </w:r>
-      <w:r>
-        <w:rPr>
-          <w:rFonts w:ascii="Segoe UI Symbol" w:hAnsi="Segoe UI Symbol" w:cs="Segoe UI Symbol"/>
-        </w:rPr>
-        <w:t>⃣</w:t>
-      </w:r>
-      <w:r>
-        <w:t xml:space="preserve"> Mostramos la fecha del evento y el nombre del usuario extraído del texto</w:t>
-      </w:r>
-    </w:p>
-    <w:p>
-      <w:r>
-        <w:t xml:space="preserve">#     Usamos una expresión regular más segura que el </w:t>
-      </w:r>
-      <w:proofErr w:type="spellStart"/>
-      <w:r>
-        <w:t>split</w:t>
-      </w:r>
-      <w:proofErr w:type="spellEnd"/>
-      <w:r>
-        <w:t xml:space="preserve"> original</w:t>
-      </w:r>
-    </w:p>
-    <w:p>
-      <w:pPr>
-        <w:rPr>
-          <w:lang w:val="en-US"/>
-        </w:rPr>
-      </w:pPr>
-      <w:r>
-        <w:rPr>
-          <w:lang w:val="en-US"/>
-        </w:rPr>
-        <w:t>$</w:t>
-      </w:r>
-      <w:proofErr w:type="spellStart"/>
-      <w:r>
-        <w:rPr>
-          <w:lang w:val="en-US"/>
-        </w:rPr>
-        <w:t>filtrados</w:t>
-      </w:r>
-      <w:proofErr w:type="spellEnd"/>
-      <w:r>
-        <w:rPr>
-          <w:lang w:val="en-US"/>
-        </w:rPr>
-        <w:t xml:space="preserve"> | Select-Object `</w:t>
-      </w:r>
-    </w:p>
-    <w:p>
-      <w:pPr>
-        <w:rPr>
-          <w:lang w:val="en-US"/>
-        </w:rPr>
-      </w:pPr>
-      <w:r>
-        <w:rPr>
-          <w:lang w:val="en-US"/>
-        </w:rPr>
-        <w:t xml:space="preserve">    </w:t>
-      </w:r>
-      <w:proofErr w:type="spellStart"/>
-      <w:r>
-        <w:rPr>
-          <w:lang w:val="en-US"/>
-        </w:rPr>
-        <w:t>TimeCreated</w:t>
-      </w:r>
-      <w:proofErr w:type="spellEnd"/>
-      <w:r>
-        <w:rPr>
-          <w:lang w:val="en-US"/>
-        </w:rPr>
-        <w:t>, `</w:t>
-      </w:r>
-    </w:p>
-    <w:p>
-      <w:pPr>
-        <w:rPr>
-          <w:lang w:val="en-US"/>
-        </w:rPr>
-      </w:pPr>
-      <w:r>
-        <w:rPr>
-          <w:lang w:val="en-US"/>
-        </w:rPr>
-        <w:t xml:space="preserve">    @{Name = '</w:t>
-      </w:r>
-      <w:proofErr w:type="spellStart"/>
-      <w:r>
-        <w:rPr>
-          <w:lang w:val="en-US"/>
-        </w:rPr>
-        <w:t>Usuario</w:t>
-      </w:r>
-      <w:proofErr w:type="spellEnd"/>
-      <w:r>
-        <w:rPr>
-          <w:lang w:val="en-US"/>
-        </w:rPr>
-        <w:t>'; Expression = {</w:t>
-      </w:r>
-    </w:p>
-    <w:p>
-      <w:pPr>
-        <w:rPr>
-          <w:lang w:val="en-US"/>
-        </w:rPr>
-      </w:pPr>
-      <w:r>
-        <w:rPr>
-          <w:lang w:val="en-US"/>
-        </w:rPr>
-        <w:t xml:space="preserve">        if ($_.Message -match '</w:t>
-      </w:r>
-      <w:proofErr w:type="spellStart"/>
-      <w:r>
-        <w:rPr>
-          <w:lang w:val="en-US"/>
-        </w:rPr>
-        <w:t>TargetUserName</w:t>
-      </w:r>
-      <w:proofErr w:type="spellEnd"/>
-      <w:r>
-        <w:rPr>
-          <w:lang w:val="en-US"/>
-        </w:rPr>
-        <w:t>"&gt;([^&lt;]+)&lt;') { $matches[1] }</w:t>
-      </w:r>
-    </w:p>
-    <w:p>
-      <w:r>
-        <w:rPr>
-          <w:lang w:val="en-US"/>
-        </w:rPr>
-        <w:t xml:space="preserve">        </w:t>
-      </w:r>
-      <w:proofErr w:type="spellStart"/>
-      <w:r>
-        <w:t>else</w:t>
-      </w:r>
-      <w:proofErr w:type="spellEnd"/>
-      <w:r>
-        <w:t xml:space="preserve"> { "No encontrado" }</w:t>
-      </w:r>
-    </w:p>
-    <w:p>
-      <w:r>
-        <w:t xml:space="preserve">    }}</w:t>
-      </w:r>
-    </w:p>
-    <w:p>
-      <w:pPr>
-        <w:shd w:val="clear" w:color="auto" w:fill="C1E4F5" w:themeFill="accent1" w:themeFillTint="33"/>
-      </w:pPr>
-      <w:r>
-        <w:t>Ejercicio 26</w:t>
-      </w:r>
-    </w:p>
-    <w:p>
-      <w:r>
-        <w:t xml:space="preserve"># 26. Contar errores del log </w:t>
-      </w:r>
-      <w:proofErr w:type="spellStart"/>
-      <w:r>
-        <w:t>System</w:t>
-      </w:r>
-      <w:proofErr w:type="spellEnd"/>
-      <w:r>
-        <w:t xml:space="preserve"> en las últimas 24h</w:t>
-      </w:r>
-    </w:p>
-    <w:p>
-      <w:pPr>
-        <w:rPr>
-          <w:lang w:val="en-GB"/>
-        </w:rPr>
-      </w:pPr>
-      <w:r>
-        <w:rPr>
-          <w:lang w:val="en-GB"/>
-        </w:rPr>
-        <w:t>$</w:t>
-      </w:r>
-      <w:proofErr w:type="spellStart"/>
+          <w:lang w:val="en-GB"/>
+        </w:rPr>
+        <w:t>LogName</w:t>
+      </w:r>
+      <w:proofErr w:type="spellEnd"/>
+      <w:r>
+        <w:rPr>
+          <w:lang w:val="en-GB"/>
+        </w:rPr>
+        <w:t xml:space="preserve"> Security | </w:t>
+      </w:r>
+    </w:p>
+    <w:p>
+      <w:pPr>
+        <w:rPr>
+          <w:lang w:val="en-GB"/>
+        </w:rPr>
+      </w:pPr>
+      <w:r>
+        <w:rPr>
+          <w:lang w:val="en-GB"/>
+        </w:rPr>
+        <w:t xml:space="preserve">Where-Object </w:t>
+      </w:r>
+      <w:proofErr w:type="gramStart"/>
+      <w:r>
+        <w:rPr>
+          <w:lang w:val="en-GB"/>
+        </w:rPr>
+        <w:t>{ $_.</w:t>
+      </w:r>
+      <w:proofErr w:type="spellStart"/>
+      <w:r>
+        <w:rPr>
+          <w:lang w:val="en-GB"/>
+        </w:rPr>
+        <w:t>EntryType</w:t>
+      </w:r>
+      <w:proofErr w:type="spellEnd"/>
+      <w:proofErr w:type="gramEnd"/>
+      <w:r>
+        <w:rPr>
+          <w:lang w:val="en-GB"/>
+        </w:rPr>
+        <w:t xml:space="preserve"> -</w:t>
+      </w:r>
+      <w:proofErr w:type="spellStart"/>
+      <w:r>
+        <w:rPr>
+          <w:lang w:val="en-GB"/>
+        </w:rPr>
+        <w:t>eq</w:t>
+      </w:r>
+      <w:proofErr w:type="spellEnd"/>
+      <w:r>
+        <w:rPr>
+          <w:lang w:val="en-GB"/>
+        </w:rPr>
+        <w:t xml:space="preserve"> 'Error' -and $</w:t>
+      </w:r>
+      <w:proofErr w:type="gramStart"/>
+      <w:r>
+        <w:rPr>
+          <w:lang w:val="en-GB"/>
+        </w:rPr>
+        <w:t>_.</w:t>
+      </w:r>
+      <w:proofErr w:type="spellStart"/>
+      <w:r>
+        <w:rPr>
+          <w:lang w:val="en-GB"/>
+        </w:rPr>
+        <w:t>TimeGenerated</w:t>
+      </w:r>
+      <w:proofErr w:type="spellEnd"/>
+      <w:proofErr w:type="gramEnd"/>
+      <w:r>
+        <w:rPr>
+          <w:lang w:val="en-GB"/>
+        </w:rPr>
+        <w:t xml:space="preserve"> -</w:t>
+      </w:r>
+      <w:proofErr w:type="spellStart"/>
+      <w:r>
+        <w:rPr>
+          <w:lang w:val="en-GB"/>
+        </w:rPr>
+        <w:t>gt</w:t>
+      </w:r>
+      <w:proofErr w:type="spellEnd"/>
+      <w:r>
+        <w:rPr>
+          <w:lang w:val="en-GB"/>
+        </w:rPr>
+        <w:t xml:space="preserve"> $</w:t>
+      </w:r>
+      <w:proofErr w:type="spellStart"/>
+      <w:proofErr w:type="gramStart"/>
       <w:r>
         <w:rPr>
           <w:lang w:val="en-GB"/>
@@ -2383,436 +3143,14 @@
         <w:rPr>
           <w:lang w:val="en-GB"/>
         </w:rPr>
-        <w:t xml:space="preserve"> = (Get-Date).</w:t>
-      </w:r>
-      <w:proofErr w:type="spellStart"/>
-      <w:r>
-        <w:rPr>
-          <w:lang w:val="en-GB"/>
-        </w:rPr>
-        <w:t>AddHours</w:t>
-      </w:r>
-      <w:proofErr w:type="spellEnd"/>
-      <w:r>
-        <w:rPr>
-          <w:lang w:val="en-GB"/>
-        </w:rPr>
-        <w:t>(-24)</w:t>
-      </w:r>
-    </w:p>
-    <w:p>
-      <w:pPr>
-        <w:rPr>
-          <w:lang w:val="en-GB"/>
-        </w:rPr>
-      </w:pPr>
-      <w:r>
-        <w:rPr>
-          <w:lang w:val="en-GB"/>
-        </w:rPr>
-        <w:t>(Get-</w:t>
-      </w:r>
-      <w:proofErr w:type="spellStart"/>
-      <w:r>
-        <w:rPr>
-          <w:lang w:val="en-GB"/>
-        </w:rPr>
-        <w:t>EventLog</w:t>
-      </w:r>
-      <w:proofErr w:type="spellEnd"/>
-      <w:r>
-        <w:rPr>
-          <w:lang w:val="en-GB"/>
-        </w:rPr>
-        <w:t xml:space="preserve"> -</w:t>
-      </w:r>
-      <w:proofErr w:type="spellStart"/>
-      <w:r>
-        <w:rPr>
-          <w:lang w:val="en-GB"/>
-        </w:rPr>
-        <w:t>LogName</w:t>
-      </w:r>
-      <w:proofErr w:type="spellEnd"/>
-      <w:r>
-        <w:rPr>
-          <w:lang w:val="en-GB"/>
-        </w:rPr>
-        <w:t xml:space="preserve"> System | Where-Object { $_.</w:t>
-      </w:r>
-      <w:proofErr w:type="spellStart"/>
-      <w:r>
-        <w:rPr>
-          <w:lang w:val="en-GB"/>
-        </w:rPr>
-        <w:t>EntryType</w:t>
-      </w:r>
-      <w:proofErr w:type="spellEnd"/>
-      <w:r>
-        <w:rPr>
-          <w:lang w:val="en-GB"/>
-        </w:rPr>
-        <w:t xml:space="preserve"> -</w:t>
-      </w:r>
-      <w:proofErr w:type="spellStart"/>
-      <w:r>
-        <w:rPr>
-          <w:lang w:val="en-GB"/>
-        </w:rPr>
-        <w:t>eq</w:t>
-      </w:r>
-      <w:proofErr w:type="spellEnd"/>
-      <w:r>
-        <w:rPr>
-          <w:lang w:val="en-GB"/>
-        </w:rPr>
-        <w:t xml:space="preserve"> 'Error' -and $_.</w:t>
-      </w:r>
-      <w:proofErr w:type="spellStart"/>
-      <w:r>
-        <w:rPr>
-          <w:lang w:val="en-GB"/>
-        </w:rPr>
-        <w:t>TimeGenerated</w:t>
-      </w:r>
-      <w:proofErr w:type="spellEnd"/>
-      <w:r>
-        <w:rPr>
-          <w:lang w:val="en-GB"/>
-        </w:rPr>
-        <w:t xml:space="preserve"> -</w:t>
-      </w:r>
-      <w:proofErr w:type="spellStart"/>
-      <w:r>
-        <w:rPr>
-          <w:lang w:val="en-GB"/>
-        </w:rPr>
-        <w:t>gt</w:t>
-      </w:r>
-      <w:proofErr w:type="spellEnd"/>
-      <w:r>
-        <w:rPr>
-          <w:lang w:val="en-GB"/>
-        </w:rPr>
-        <w:t xml:space="preserve"> $</w:t>
-      </w:r>
-      <w:proofErr w:type="spellStart"/>
-      <w:r>
-        <w:rPr>
-          <w:lang w:val="en-GB"/>
-        </w:rPr>
-        <w:t>desde</w:t>
-      </w:r>
-      <w:proofErr w:type="spellEnd"/>
-      <w:r>
-        <w:rPr>
-          <w:lang w:val="en-GB"/>
-        </w:rPr>
-        <w:t xml:space="preserve"> }).Count</w:t>
-      </w:r>
-    </w:p>
-    <w:p>
-      <w:pPr>
-        <w:shd w:val="clear" w:color="auto" w:fill="CAEDFB" w:themeFill="accent4" w:themeFillTint="33"/>
-      </w:pPr>
-      <w:r>
-        <w:lastRenderedPageBreak/>
-        <w:t>Ejercicio 27</w:t>
-      </w:r>
-    </w:p>
-    <w:p>
-      <w:r>
-        <w:t># 27. Exportar los últimos 50 eventos de Security a CSV</w:t>
-      </w:r>
-    </w:p>
-    <w:p>
-      <w:pPr>
-        <w:rPr>
-          <w:lang w:val="en-GB"/>
-        </w:rPr>
-      </w:pPr>
-      <w:r>
-        <w:rPr>
-          <w:lang w:val="en-GB"/>
-        </w:rPr>
-        <w:t>Get-</w:t>
-      </w:r>
-      <w:proofErr w:type="spellStart"/>
-      <w:r>
-        <w:rPr>
-          <w:lang w:val="en-GB"/>
-        </w:rPr>
-        <w:t>EventLog</w:t>
-      </w:r>
-      <w:proofErr w:type="spellEnd"/>
-      <w:r>
-        <w:rPr>
-          <w:lang w:val="en-GB"/>
-        </w:rPr>
-        <w:t xml:space="preserve"> -</w:t>
-      </w:r>
-      <w:proofErr w:type="spellStart"/>
-      <w:r>
-        <w:rPr>
-          <w:lang w:val="en-GB"/>
-        </w:rPr>
-        <w:t>LogName</w:t>
-      </w:r>
-      <w:proofErr w:type="spellEnd"/>
-      <w:r>
-        <w:rPr>
-          <w:lang w:val="en-GB"/>
-        </w:rPr>
-        <w:t xml:space="preserve"> Security -Newest 50 |</w:t>
-      </w:r>
-    </w:p>
-    <w:p>
-      <w:pPr>
-        <w:rPr>
-          <w:lang w:val="en-GB"/>
-        </w:rPr>
-      </w:pPr>
-      <w:r>
-        <w:rPr>
-          <w:lang w:val="en-GB"/>
-        </w:rPr>
-        <w:t xml:space="preserve">Select </w:t>
-      </w:r>
-      <w:proofErr w:type="spellStart"/>
-      <w:r>
-        <w:rPr>
-          <w:lang w:val="en-GB"/>
-        </w:rPr>
-        <w:t>TimeGenerated</w:t>
-      </w:r>
-      <w:proofErr w:type="spellEnd"/>
-      <w:r>
-        <w:rPr>
-          <w:lang w:val="en-GB"/>
-        </w:rPr>
-        <w:t xml:space="preserve">, </w:t>
-      </w:r>
-      <w:proofErr w:type="spellStart"/>
-      <w:r>
-        <w:rPr>
-          <w:lang w:val="en-GB"/>
-        </w:rPr>
-        <w:t>EntryType</w:t>
-      </w:r>
-      <w:proofErr w:type="spellEnd"/>
-      <w:r>
-        <w:rPr>
-          <w:lang w:val="en-GB"/>
-        </w:rPr>
-        <w:t>, Source, Message |</w:t>
-      </w:r>
-    </w:p>
-    <w:p>
-      <w:pPr>
-        <w:rPr>
-          <w:lang w:val="en-GB"/>
-        </w:rPr>
-      </w:pPr>
-      <w:r>
-        <w:rPr>
-          <w:lang w:val="en-GB"/>
-        </w:rPr>
-        <w:t>Export-Csv "C:\Informes\security.csv" -</w:t>
-      </w:r>
-      <w:proofErr w:type="spellStart"/>
-      <w:r>
-        <w:rPr>
-          <w:lang w:val="en-GB"/>
-        </w:rPr>
-        <w:t>NoTypeInformation</w:t>
-      </w:r>
-      <w:proofErr w:type="spellEnd"/>
-      <w:r>
-        <w:rPr>
-          <w:lang w:val="en-GB"/>
-        </w:rPr>
-        <w:t xml:space="preserve"> -Encoding UTF8</w:t>
-      </w:r>
-    </w:p>
-    <w:p>
-      <w:pPr>
-        <w:shd w:val="clear" w:color="auto" w:fill="CAEDFB" w:themeFill="accent4" w:themeFillTint="33"/>
-      </w:pPr>
-      <w:r>
-        <w:t>Ejercicio 2</w:t>
-      </w:r>
-      <w:r>
-        <w:t>8</w:t>
-      </w:r>
-    </w:p>
-    <w:p>
-      <w:r>
-        <w:t># 28. Top 5 fuentes con más errores en Security última semana</w:t>
-      </w:r>
-    </w:p>
-    <w:p>
-      <w:pPr>
-        <w:rPr>
-          <w:lang w:val="en-GB"/>
-        </w:rPr>
-      </w:pPr>
-      <w:r>
-        <w:rPr>
-          <w:lang w:val="en-GB"/>
-        </w:rPr>
-        <w:t>$</w:t>
-      </w:r>
-      <w:proofErr w:type="spellStart"/>
-      <w:r>
-        <w:rPr>
-          <w:lang w:val="en-GB"/>
-        </w:rPr>
-        <w:t>desde</w:t>
-      </w:r>
-      <w:proofErr w:type="spellEnd"/>
-      <w:r>
-        <w:rPr>
-          <w:lang w:val="en-GB"/>
-        </w:rPr>
-        <w:t xml:space="preserve"> = (Get-Date).</w:t>
-      </w:r>
-      <w:proofErr w:type="spellStart"/>
-      <w:r>
-        <w:rPr>
-          <w:lang w:val="en-GB"/>
-        </w:rPr>
-        <w:t>AddDays</w:t>
-      </w:r>
-      <w:proofErr w:type="spellEnd"/>
-      <w:r>
-        <w:rPr>
-          <w:lang w:val="en-GB"/>
-        </w:rPr>
-        <w:t>(-7)</w:t>
-      </w:r>
-    </w:p>
-    <w:p>
-      <w:pPr>
-        <w:rPr>
-          <w:lang w:val="en-GB"/>
-        </w:rPr>
-      </w:pPr>
-      <w:r>
-        <w:rPr>
-          <w:lang w:val="en-GB"/>
-        </w:rPr>
-        <w:t>Get-</w:t>
-      </w:r>
-      <w:proofErr w:type="spellStart"/>
-      <w:r>
-        <w:rPr>
-          <w:lang w:val="en-GB"/>
-        </w:rPr>
-        <w:t>EventLog</w:t>
-      </w:r>
-      <w:proofErr w:type="spellEnd"/>
-      <w:r>
-        <w:rPr>
-          <w:lang w:val="en-GB"/>
-        </w:rPr>
-        <w:t xml:space="preserve"> -</w:t>
-      </w:r>
-      <w:proofErr w:type="spellStart"/>
-      <w:r>
-        <w:rPr>
-          <w:lang w:val="en-GB"/>
-        </w:rPr>
-        <w:t>LogName</w:t>
-      </w:r>
-      <w:proofErr w:type="spellEnd"/>
-      <w:r>
-        <w:rPr>
-          <w:lang w:val="en-GB"/>
-        </w:rPr>
-        <w:t xml:space="preserve"> Security | </w:t>
-      </w:r>
-    </w:p>
-    <w:p>
-      <w:pPr>
-        <w:rPr>
-          <w:lang w:val="en-GB"/>
-        </w:rPr>
-      </w:pPr>
-      <w:r>
-        <w:rPr>
-          <w:lang w:val="en-GB"/>
-        </w:rPr>
-        <w:t>Where-Object { $_.</w:t>
-      </w:r>
-      <w:proofErr w:type="spellStart"/>
-      <w:r>
-        <w:rPr>
-          <w:lang w:val="en-GB"/>
-        </w:rPr>
-        <w:t>EntryType</w:t>
-      </w:r>
-      <w:proofErr w:type="spellEnd"/>
-      <w:r>
-        <w:rPr>
-          <w:lang w:val="en-GB"/>
-        </w:rPr>
-        <w:t xml:space="preserve"> -</w:t>
-      </w:r>
-      <w:proofErr w:type="spellStart"/>
-      <w:r>
-        <w:rPr>
-          <w:lang w:val="en-GB"/>
-        </w:rPr>
-        <w:t>eq</w:t>
-      </w:r>
-      <w:proofErr w:type="spellEnd"/>
-      <w:r>
-        <w:rPr>
-          <w:lang w:val="en-GB"/>
-        </w:rPr>
-        <w:t xml:space="preserve"> 'Error' -and $_.</w:t>
-      </w:r>
-      <w:proofErr w:type="spellStart"/>
-      <w:r>
-        <w:rPr>
-          <w:lang w:val="en-GB"/>
-        </w:rPr>
-        <w:t>TimeGenerated</w:t>
-      </w:r>
-      <w:proofErr w:type="spellEnd"/>
-      <w:r>
-        <w:rPr>
-          <w:lang w:val="en-GB"/>
-        </w:rPr>
-        <w:t xml:space="preserve"> -</w:t>
-      </w:r>
-      <w:proofErr w:type="spellStart"/>
-      <w:r>
-        <w:rPr>
-          <w:lang w:val="en-GB"/>
-        </w:rPr>
-        <w:t>gt</w:t>
-      </w:r>
-      <w:proofErr w:type="spellEnd"/>
-      <w:r>
-        <w:rPr>
-          <w:lang w:val="en-GB"/>
-        </w:rPr>
-        <w:t xml:space="preserve"> $</w:t>
-      </w:r>
-      <w:proofErr w:type="spellStart"/>
-      <w:r>
-        <w:rPr>
-          <w:lang w:val="en-GB"/>
-        </w:rPr>
-        <w:t>desde</w:t>
-      </w:r>
-      <w:proofErr w:type="spellEnd"/>
-      <w:r>
-        <w:rPr>
-          <w:lang w:val="en-GB"/>
-        </w:rPr>
-        <w:t xml:space="preserve"> } |</w:t>
+        <w:t xml:space="preserve"> }</w:t>
+      </w:r>
+      <w:proofErr w:type="gramEnd"/>
+      <w:r>
+        <w:rPr>
+          <w:lang w:val="en-GB"/>
+        </w:rPr>
+        <w:t xml:space="preserve"> |</w:t>
       </w:r>
     </w:p>
     <w:p>
@@ -2827,6 +3165,13 @@
         </w:rPr>
         <w:t>Group-Object Source | Sort-Object Count -Descending | Select -First 5</w:t>
       </w:r>
+    </w:p>
+    <w:p>
+      <w:pPr>
+        <w:rPr>
+          <w:lang w:val="en-GB"/>
+        </w:rPr>
+      </w:pPr>
     </w:p>
     <w:p>
       <w:r>
@@ -2897,7 +3242,21 @@
         <w:rPr>
           <w:lang w:val="en-GB"/>
         </w:rPr>
-        <w:t>foreach ($n in 1..3) {</w:t>
+        <w:t xml:space="preserve">foreach ($n in </w:t>
+      </w:r>
+      <w:proofErr w:type="gramStart"/>
+      <w:r>
+        <w:rPr>
+          <w:lang w:val="en-GB"/>
+        </w:rPr>
+        <w:t>1..</w:t>
+      </w:r>
+      <w:proofErr w:type="gramEnd"/>
+      <w:r>
+        <w:rPr>
+          <w:lang w:val="en-GB"/>
+        </w:rPr>
+        <w:t>3) {</w:t>
       </w:r>
     </w:p>
     <w:p>
@@ -3019,9 +3378,49 @@
       </w:r>
     </w:p>
     <w:p>
-      <w:proofErr w:type="spellStart"/>
-      <w:r>
-        <w:t>Add-LocalGroupMember</w:t>
+      <w:r>
+        <w:t>Add-</w:t>
+      </w:r>
+      <w:proofErr w:type="spellStart"/>
+      <w:r>
+        <w:t>LocalGroupMember</w:t>
+      </w:r>
+      <w:proofErr w:type="spellEnd"/>
+      <w:r>
+        <w:t xml:space="preserve"> -Group "Alumnos" -</w:t>
+      </w:r>
+      <w:proofErr w:type="spellStart"/>
+      <w:r>
+        <w:t>Member</w:t>
+      </w:r>
+      <w:proofErr w:type="spellEnd"/>
+      <w:r>
+        <w:t xml:space="preserve"> "Alumno1","Alumno2","Alumno3"</w:t>
+      </w:r>
+    </w:p>
+    <w:p/>
+    <w:p/>
+    <w:p>
+      <w:pPr>
+        <w:shd w:val="clear" w:color="auto" w:fill="CAEDFB" w:themeFill="accent4" w:themeFillTint="33"/>
+      </w:pPr>
+      <w:r>
+        <w:lastRenderedPageBreak/>
+        <w:t>Ejercicio 30</w:t>
+      </w:r>
+    </w:p>
+    <w:p>
+      <w:r>
+        <w:t># 30. Permisos en carpeta compartida</w:t>
+      </w:r>
+    </w:p>
+    <w:p>
+      <w:r>
+        <w:t>New-</w:t>
+      </w:r>
+      <w:proofErr w:type="spellStart"/>
+      <w:r>
+        <w:t>Item</w:t>
       </w:r>
       <w:proofErr w:type="spellEnd"/>
       <w:r>
@@ -3029,538 +3428,555 @@
       </w:r>
       <w:proofErr w:type="spellStart"/>
       <w:r>
-        <w:t>Group</w:t>
-      </w:r>
-      <w:proofErr w:type="spellEnd"/>
-      <w:r>
-        <w:t xml:space="preserve"> "Alumnos" -</w:t>
-      </w:r>
-      <w:proofErr w:type="spellStart"/>
-      <w:r>
-        <w:t>Member</w:t>
-      </w:r>
-      <w:proofErr w:type="spellEnd"/>
-      <w:r>
-        <w:t xml:space="preserve"> "Alumno1","Alumno2","Alumno3"</w:t>
-      </w:r>
-    </w:p>
+        <w:t>ItemType</w:t>
+      </w:r>
+      <w:proofErr w:type="spellEnd"/>
+      <w:r>
+        <w:t xml:space="preserve"> </w:t>
+      </w:r>
+      <w:proofErr w:type="spellStart"/>
+      <w:r>
+        <w:t>Directory</w:t>
+      </w:r>
+      <w:proofErr w:type="spellEnd"/>
+      <w:r>
+        <w:t xml:space="preserve"> -Path "C:\Compartida\Alumnos" -Force</w:t>
+      </w:r>
+    </w:p>
+    <w:p>
+      <w:r>
+        <w:t>$</w:t>
+      </w:r>
+      <w:proofErr w:type="spellStart"/>
+      <w:r>
+        <w:t>acl</w:t>
+      </w:r>
+      <w:proofErr w:type="spellEnd"/>
+      <w:r>
+        <w:t xml:space="preserve"> = </w:t>
+      </w:r>
+      <w:proofErr w:type="spellStart"/>
+      <w:r>
+        <w:t>Get-Acl</w:t>
+      </w:r>
+      <w:proofErr w:type="spellEnd"/>
+      <w:r>
+        <w:t xml:space="preserve"> "C:\Compartida\Alumnos"</w:t>
+      </w:r>
+    </w:p>
+    <w:p>
+      <w:pPr>
+        <w:rPr>
+          <w:lang w:val="en-GB"/>
+        </w:rPr>
+      </w:pPr>
+      <w:r>
+        <w:rPr>
+          <w:lang w:val="en-GB"/>
+        </w:rPr>
+        <w:t xml:space="preserve">$rule = New-Object </w:t>
+      </w:r>
+      <w:proofErr w:type="gramStart"/>
+      <w:r>
+        <w:rPr>
+          <w:lang w:val="en-GB"/>
+        </w:rPr>
+        <w:t>System.Security.AccessControl.FileSystemAccessRule</w:t>
+      </w:r>
+      <w:proofErr w:type="gramEnd"/>
+      <w:r>
+        <w:rPr>
+          <w:lang w:val="en-GB"/>
+        </w:rPr>
+        <w:t>("Alumnos","FullControl","Allow")</w:t>
+      </w:r>
+    </w:p>
+    <w:p>
+      <w:r>
+        <w:t>$</w:t>
+      </w:r>
+      <w:proofErr w:type="spellStart"/>
+      <w:proofErr w:type="gramStart"/>
+      <w:r>
+        <w:t>acl.AddAccessRule</w:t>
+      </w:r>
+      <w:proofErr w:type="spellEnd"/>
+      <w:proofErr w:type="gramEnd"/>
+      <w:r>
+        <w:t>($rule)</w:t>
+      </w:r>
+    </w:p>
+    <w:p>
+      <w:r>
+        <w:t>Set-</w:t>
+      </w:r>
+      <w:proofErr w:type="spellStart"/>
+      <w:r>
+        <w:t>Acl</w:t>
+      </w:r>
+      <w:proofErr w:type="spellEnd"/>
+      <w:r>
+        <w:t xml:space="preserve"> "C:\Compartida\Alumnos" $</w:t>
+      </w:r>
+      <w:proofErr w:type="spellStart"/>
+      <w:r>
+        <w:t>acl</w:t>
+      </w:r>
+      <w:proofErr w:type="spellEnd"/>
+    </w:p>
+    <w:p/>
+    <w:p/>
     <w:p>
       <w:pPr>
         <w:shd w:val="clear" w:color="auto" w:fill="CAEDFB" w:themeFill="accent4" w:themeFillTint="33"/>
       </w:pPr>
       <w:r>
-        <w:t>Ejercicio 30</w:t>
-      </w:r>
-    </w:p>
-    <w:p>
-      <w:r>
-        <w:t># 30. Permisos en carpeta compartida</w:t>
-      </w:r>
-    </w:p>
-    <w:p>
-      <w:r>
-        <w:t>New-</w:t>
-      </w:r>
-      <w:proofErr w:type="spellStart"/>
-      <w:r>
-        <w:t>Item</w:t>
-      </w:r>
-      <w:proofErr w:type="spellEnd"/>
-      <w:r>
-        <w:t xml:space="preserve"> -</w:t>
-      </w:r>
-      <w:proofErr w:type="spellStart"/>
-      <w:r>
-        <w:t>ItemType</w:t>
-      </w:r>
-      <w:proofErr w:type="spellEnd"/>
-      <w:r>
-        <w:t xml:space="preserve"> </w:t>
-      </w:r>
-      <w:proofErr w:type="spellStart"/>
-      <w:r>
-        <w:t>Directory</w:t>
-      </w:r>
-      <w:proofErr w:type="spellEnd"/>
-      <w:r>
-        <w:t xml:space="preserve"> -</w:t>
-      </w:r>
-      <w:proofErr w:type="spellStart"/>
-      <w:r>
-        <w:t>Path</w:t>
-      </w:r>
-      <w:proofErr w:type="spellEnd"/>
-      <w:r>
-        <w:t xml:space="preserve"> "C:\Compartida\Alumnos" -</w:t>
-      </w:r>
-      <w:proofErr w:type="spellStart"/>
-      <w:r>
-        <w:t>Force</w:t>
-      </w:r>
-      <w:proofErr w:type="spellEnd"/>
-    </w:p>
-    <w:p>
-      <w:r>
+        <w:t>Ejercicio 31</w:t>
+      </w:r>
+    </w:p>
+    <w:p>
+      <w:r>
+        <w:t># 31. Inventario de seguridad a CSV</w:t>
+      </w:r>
+    </w:p>
+    <w:p>
+      <w:pPr>
+        <w:rPr>
+          <w:lang w:val="en-GB"/>
+        </w:rPr>
+      </w:pPr>
+      <w:r>
+        <w:rPr>
+          <w:lang w:val="en-GB"/>
+        </w:rPr>
         <w:t>$</w:t>
       </w:r>
       <w:proofErr w:type="spellStart"/>
       <w:r>
-        <w:t>acl</w:t>
-      </w:r>
-      <w:proofErr w:type="spellEnd"/>
-      <w:r>
-        <w:t xml:space="preserve"> = </w:t>
-      </w:r>
-      <w:proofErr w:type="spellStart"/>
-      <w:r>
-        <w:t>Get-Acl</w:t>
-      </w:r>
-      <w:proofErr w:type="spellEnd"/>
-      <w:r>
-        <w:t xml:space="preserve"> "C:\Compartida\Alumnos"</w:t>
-      </w:r>
-    </w:p>
-    <w:p>
-      <w:pPr>
-        <w:rPr>
-          <w:lang w:val="en-GB"/>
-        </w:rPr>
-      </w:pPr>
-      <w:r>
-        <w:rPr>
-          <w:lang w:val="en-GB"/>
-        </w:rPr>
-        <w:t>$rule = New-Object System.Security.AccessControl.FileSystemAccessRule("Alumnos","FullControl","Allow")</w:t>
+        <w:rPr>
+          <w:lang w:val="en-GB"/>
+        </w:rPr>
+        <w:t>usuarios</w:t>
+      </w:r>
+      <w:proofErr w:type="spellEnd"/>
+      <w:r>
+        <w:rPr>
+          <w:lang w:val="en-GB"/>
+        </w:rPr>
+        <w:t xml:space="preserve"> = Get-</w:t>
+      </w:r>
+      <w:proofErr w:type="spellStart"/>
+      <w:r>
+        <w:rPr>
+          <w:lang w:val="en-GB"/>
+        </w:rPr>
+        <w:t>LocalUser</w:t>
+      </w:r>
+      <w:proofErr w:type="spellEnd"/>
+      <w:r>
+        <w:rPr>
+          <w:lang w:val="en-GB"/>
+        </w:rPr>
+        <w:t xml:space="preserve"> | Select Name, Enabled</w:t>
+      </w:r>
+    </w:p>
+    <w:p>
+      <w:pPr>
+        <w:rPr>
+          <w:lang w:val="en-GB"/>
+        </w:rPr>
+      </w:pPr>
+      <w:r>
+        <w:rPr>
+          <w:lang w:val="en-GB"/>
+        </w:rPr>
+        <w:t>$</w:t>
+      </w:r>
+      <w:proofErr w:type="spellStart"/>
+      <w:r>
+        <w:rPr>
+          <w:lang w:val="en-GB"/>
+        </w:rPr>
+        <w:t>grupos</w:t>
+      </w:r>
+      <w:proofErr w:type="spellEnd"/>
+      <w:r>
+        <w:rPr>
+          <w:lang w:val="en-GB"/>
+        </w:rPr>
+        <w:t xml:space="preserve"> = Get-</w:t>
+      </w:r>
+      <w:proofErr w:type="spellStart"/>
+      <w:r>
+        <w:rPr>
+          <w:lang w:val="en-GB"/>
+        </w:rPr>
+        <w:t>LocalGroup</w:t>
+      </w:r>
+      <w:proofErr w:type="spellEnd"/>
+      <w:r>
+        <w:rPr>
+          <w:lang w:val="en-GB"/>
+        </w:rPr>
+        <w:t xml:space="preserve"> | Select Name</w:t>
+      </w:r>
+    </w:p>
+    <w:p>
+      <w:pPr>
+        <w:rPr>
+          <w:lang w:val="en-GB"/>
+        </w:rPr>
+      </w:pPr>
+      <w:r>
+        <w:rPr>
+          <w:lang w:val="en-GB"/>
+        </w:rPr>
+        <w:t>$admins = Get-</w:t>
+      </w:r>
+      <w:proofErr w:type="spellStart"/>
+      <w:r>
+        <w:rPr>
+          <w:lang w:val="en-GB"/>
+        </w:rPr>
+        <w:t>LocalGroupMember</w:t>
+      </w:r>
+      <w:proofErr w:type="spellEnd"/>
+      <w:r>
+        <w:rPr>
+          <w:lang w:val="en-GB"/>
+        </w:rPr>
+        <w:t xml:space="preserve"> "Administrators" | Select Name</w:t>
+      </w:r>
+    </w:p>
+    <w:p>
+      <w:pPr>
+        <w:rPr>
+          <w:lang w:val="en-GB"/>
+        </w:rPr>
+      </w:pPr>
+      <w:r>
+        <w:rPr>
+          <w:lang w:val="en-GB"/>
+        </w:rPr>
+        <w:t>New-Item -ItemType Directory -Path "C:\Informes" -Force</w:t>
+      </w:r>
+    </w:p>
+    <w:p>
+      <w:r>
+        <w:t xml:space="preserve">$usuarios | </w:t>
+      </w:r>
+      <w:proofErr w:type="spellStart"/>
+      <w:r>
+        <w:t>Export-Csv</w:t>
+      </w:r>
+      <w:proofErr w:type="spellEnd"/>
+      <w:r>
+        <w:t xml:space="preserve"> "C:\Informes\usuarios.csv" -</w:t>
+      </w:r>
+      <w:proofErr w:type="spellStart"/>
+      <w:r>
+        <w:t>NoTypeInformation</w:t>
+      </w:r>
+      <w:proofErr w:type="spellEnd"/>
+    </w:p>
+    <w:p>
+      <w:r>
+        <w:t xml:space="preserve">$grupos | </w:t>
+      </w:r>
+      <w:proofErr w:type="spellStart"/>
+      <w:r>
+        <w:t>Export-Csv</w:t>
+      </w:r>
+      <w:proofErr w:type="spellEnd"/>
+      <w:r>
+        <w:t xml:space="preserve"> "C:\Informes\grupos.csv" -</w:t>
+      </w:r>
+      <w:proofErr w:type="spellStart"/>
+      <w:r>
+        <w:t>NoTypeInformation</w:t>
+      </w:r>
+      <w:proofErr w:type="spellEnd"/>
+    </w:p>
+    <w:p>
+      <w:pPr>
+        <w:rPr>
+          <w:lang w:val="en-GB"/>
+        </w:rPr>
+      </w:pPr>
+      <w:r>
+        <w:rPr>
+          <w:lang w:val="en-GB"/>
+        </w:rPr>
+        <w:t>$admins | Export-Csv "C:\Informes\admins.csv" -</w:t>
+      </w:r>
+      <w:proofErr w:type="spellStart"/>
+      <w:r>
+        <w:rPr>
+          <w:lang w:val="en-GB"/>
+        </w:rPr>
+        <w:t>NoTypeInformation</w:t>
+      </w:r>
+      <w:proofErr w:type="spellEnd"/>
+    </w:p>
+    <w:p>
+      <w:pPr>
+        <w:rPr>
+          <w:lang w:val="en-GB"/>
+        </w:rPr>
+      </w:pPr>
+    </w:p>
+    <w:p>
+      <w:pPr>
+        <w:rPr>
+          <w:lang w:val="en-GB"/>
+        </w:rPr>
+      </w:pPr>
+    </w:p>
+    <w:p>
+      <w:pPr>
+        <w:shd w:val="clear" w:color="auto" w:fill="CAEDFB" w:themeFill="accent4" w:themeFillTint="33"/>
+      </w:pPr>
+      <w:r>
+        <w:t>Ejercicio 32</w:t>
+      </w:r>
+    </w:p>
+    <w:p>
+      <w:r>
+        <w:t xml:space="preserve"># 32. Log resumen con fecha, política y </w:t>
+      </w:r>
+      <w:proofErr w:type="spellStart"/>
+      <w:r>
+        <w:t>nº</w:t>
+      </w:r>
+      <w:proofErr w:type="spellEnd"/>
+      <w:r>
+        <w:t xml:space="preserve"> de usuarios/grupos</w:t>
+      </w:r>
+    </w:p>
+    <w:p>
+      <w:pPr>
+        <w:rPr>
+          <w:lang w:val="en-GB"/>
+        </w:rPr>
+      </w:pPr>
+      <w:r>
+        <w:rPr>
+          <w:lang w:val="en-GB"/>
+        </w:rPr>
+        <w:t>$</w:t>
+      </w:r>
+      <w:proofErr w:type="spellStart"/>
+      <w:r>
+        <w:rPr>
+          <w:lang w:val="en-GB"/>
+        </w:rPr>
+        <w:t>fecha</w:t>
+      </w:r>
+      <w:proofErr w:type="spellEnd"/>
+      <w:r>
+        <w:rPr>
+          <w:lang w:val="en-GB"/>
+        </w:rPr>
+        <w:t xml:space="preserve"> = Get-Date -Format "</w:t>
+      </w:r>
+      <w:proofErr w:type="spellStart"/>
+      <w:r>
+        <w:rPr>
+          <w:lang w:val="en-GB"/>
+        </w:rPr>
+        <w:t>yyyy</w:t>
+      </w:r>
+      <w:proofErr w:type="spellEnd"/>
+      <w:r>
+        <w:rPr>
+          <w:lang w:val="en-GB"/>
+        </w:rPr>
+        <w:t xml:space="preserve">-MM-dd </w:t>
+      </w:r>
+      <w:proofErr w:type="spellStart"/>
+      <w:r>
+        <w:rPr>
+          <w:lang w:val="en-GB"/>
+        </w:rPr>
+        <w:t>HH:</w:t>
+      </w:r>
+      <w:proofErr w:type="gramStart"/>
+      <w:r>
+        <w:rPr>
+          <w:lang w:val="en-GB"/>
+        </w:rPr>
+        <w:t>mm:ss</w:t>
+      </w:r>
+      <w:proofErr w:type="spellEnd"/>
+      <w:proofErr w:type="gramEnd"/>
+      <w:r>
+        <w:rPr>
+          <w:lang w:val="en-GB"/>
+        </w:rPr>
+        <w:t>"</w:t>
+      </w:r>
+    </w:p>
+    <w:p>
+      <w:pPr>
+        <w:rPr>
+          <w:lang w:val="en-GB"/>
+        </w:rPr>
+      </w:pPr>
+      <w:r>
+        <w:rPr>
+          <w:lang w:val="en-GB"/>
+        </w:rPr>
+        <w:t>$</w:t>
+      </w:r>
+      <w:proofErr w:type="spellStart"/>
+      <w:r>
+        <w:rPr>
+          <w:lang w:val="en-GB"/>
+        </w:rPr>
+        <w:t>politica</w:t>
+      </w:r>
+      <w:proofErr w:type="spellEnd"/>
+      <w:r>
+        <w:rPr>
+          <w:lang w:val="en-GB"/>
+        </w:rPr>
+        <w:t xml:space="preserve"> = Get-</w:t>
+      </w:r>
+      <w:proofErr w:type="spellStart"/>
+      <w:r>
+        <w:rPr>
+          <w:lang w:val="en-GB"/>
+        </w:rPr>
+        <w:t>ExecutionPolicy</w:t>
+      </w:r>
+      <w:proofErr w:type="spellEnd"/>
+    </w:p>
+    <w:p>
+      <w:pPr>
+        <w:rPr>
+          <w:lang w:val="en-GB"/>
+        </w:rPr>
+      </w:pPr>
+      <w:r>
+        <w:rPr>
+          <w:lang w:val="en-GB"/>
+        </w:rPr>
+        <w:t>$</w:t>
+      </w:r>
+      <w:proofErr w:type="spellStart"/>
+      <w:r>
+        <w:rPr>
+          <w:lang w:val="en-GB"/>
+        </w:rPr>
+        <w:t>numUsuarios</w:t>
+      </w:r>
+      <w:proofErr w:type="spellEnd"/>
+      <w:r>
+        <w:rPr>
+          <w:lang w:val="en-GB"/>
+        </w:rPr>
+        <w:t xml:space="preserve"> = (Get-</w:t>
+      </w:r>
+      <w:proofErr w:type="spellStart"/>
+      <w:r>
+        <w:rPr>
+          <w:lang w:val="en-GB"/>
+        </w:rPr>
+        <w:t>LocalUser</w:t>
+      </w:r>
+      <w:proofErr w:type="spellEnd"/>
+      <w:proofErr w:type="gramStart"/>
+      <w:r>
+        <w:rPr>
+          <w:lang w:val="en-GB"/>
+        </w:rPr>
+        <w:t>).Count</w:t>
+      </w:r>
+      <w:proofErr w:type="gramEnd"/>
+    </w:p>
+    <w:p>
+      <w:pPr>
+        <w:rPr>
+          <w:lang w:val="en-GB"/>
+        </w:rPr>
+      </w:pPr>
+      <w:r>
+        <w:rPr>
+          <w:lang w:val="en-GB"/>
+        </w:rPr>
+        <w:t>$</w:t>
+      </w:r>
+      <w:proofErr w:type="spellStart"/>
+      <w:r>
+        <w:rPr>
+          <w:lang w:val="en-GB"/>
+        </w:rPr>
+        <w:t>numGrupos</w:t>
+      </w:r>
+      <w:proofErr w:type="spellEnd"/>
+      <w:r>
+        <w:rPr>
+          <w:lang w:val="en-GB"/>
+        </w:rPr>
+        <w:t xml:space="preserve"> = (Get-</w:t>
+      </w:r>
+      <w:proofErr w:type="spellStart"/>
+      <w:r>
+        <w:rPr>
+          <w:lang w:val="en-GB"/>
+        </w:rPr>
+        <w:t>LocalGroup</w:t>
+      </w:r>
+      <w:proofErr w:type="spellEnd"/>
+      <w:proofErr w:type="gramStart"/>
+      <w:r>
+        <w:rPr>
+          <w:lang w:val="en-GB"/>
+        </w:rPr>
+        <w:t>).Count</w:t>
+      </w:r>
+      <w:proofErr w:type="gramEnd"/>
+    </w:p>
+    <w:p>
+      <w:pPr>
+        <w:rPr>
+          <w:lang w:val="en-GB"/>
+        </w:rPr>
+      </w:pPr>
+      <w:r>
+        <w:rPr>
+          <w:lang w:val="en-GB"/>
+        </w:rPr>
+        <w:t>New-Item -ItemType Directory -Path "C:\Informes" -Force</w:t>
       </w:r>
     </w:p>
     <w:p>
       <w:r>
         <w:lastRenderedPageBreak/>
-        <w:t>$</w:t>
-      </w:r>
-      <w:proofErr w:type="spellStart"/>
-      <w:r>
-        <w:t>acl.AddAccessRule</w:t>
-      </w:r>
-      <w:proofErr w:type="spellEnd"/>
-      <w:r>
-        <w:t>($rule)</w:t>
-      </w:r>
-    </w:p>
-    <w:p>
-      <w:r>
-        <w:t>Set-</w:t>
-      </w:r>
-      <w:proofErr w:type="spellStart"/>
-      <w:r>
-        <w:t>Acl</w:t>
-      </w:r>
-      <w:proofErr w:type="spellEnd"/>
-      <w:r>
-        <w:t xml:space="preserve"> "C:\Compartida\Alumnos" $</w:t>
-      </w:r>
-      <w:proofErr w:type="spellStart"/>
-      <w:r>
-        <w:t>acl</w:t>
-      </w:r>
-      <w:proofErr w:type="spellEnd"/>
-    </w:p>
-    <w:p>
-      <w:pPr>
-        <w:shd w:val="clear" w:color="auto" w:fill="CAEDFB" w:themeFill="accent4" w:themeFillTint="33"/>
-      </w:pPr>
-      <w:r>
-        <w:t>Ejercicio 31</w:t>
-      </w:r>
-    </w:p>
-    <w:p>
-      <w:r>
-        <w:t># 31. Inventario de seguridad a CSV</w:t>
-      </w:r>
-    </w:p>
-    <w:p>
-      <w:pPr>
-        <w:rPr>
-          <w:lang w:val="en-GB"/>
-        </w:rPr>
-      </w:pPr>
-      <w:r>
-        <w:rPr>
-          <w:lang w:val="en-GB"/>
-        </w:rPr>
-        <w:t>$</w:t>
-      </w:r>
-      <w:proofErr w:type="spellStart"/>
-      <w:r>
-        <w:rPr>
-          <w:lang w:val="en-GB"/>
-        </w:rPr>
-        <w:t>usuarios</w:t>
-      </w:r>
-      <w:proofErr w:type="spellEnd"/>
-      <w:r>
-        <w:rPr>
-          <w:lang w:val="en-GB"/>
-        </w:rPr>
-        <w:t xml:space="preserve"> = Get-LocalUser | Select Name, Enabled</w:t>
-      </w:r>
-    </w:p>
-    <w:p>
-      <w:pPr>
-        <w:rPr>
-          <w:lang w:val="en-GB"/>
-        </w:rPr>
-      </w:pPr>
-      <w:r>
-        <w:rPr>
-          <w:lang w:val="en-GB"/>
-        </w:rPr>
-        <w:t>$</w:t>
-      </w:r>
-      <w:proofErr w:type="spellStart"/>
-      <w:r>
-        <w:rPr>
-          <w:lang w:val="en-GB"/>
-        </w:rPr>
-        <w:t>grupos</w:t>
-      </w:r>
-      <w:proofErr w:type="spellEnd"/>
-      <w:r>
-        <w:rPr>
-          <w:lang w:val="en-GB"/>
-        </w:rPr>
-        <w:t xml:space="preserve"> = Get-</w:t>
-      </w:r>
-      <w:proofErr w:type="spellStart"/>
-      <w:r>
-        <w:rPr>
-          <w:lang w:val="en-GB"/>
-        </w:rPr>
-        <w:t>LocalGroup</w:t>
-      </w:r>
-      <w:proofErr w:type="spellEnd"/>
-      <w:r>
-        <w:rPr>
-          <w:lang w:val="en-GB"/>
-        </w:rPr>
-        <w:t xml:space="preserve"> | Select Name</w:t>
-      </w:r>
-    </w:p>
-    <w:p>
-      <w:pPr>
-        <w:rPr>
-          <w:lang w:val="en-GB"/>
-        </w:rPr>
-      </w:pPr>
-      <w:r>
-        <w:rPr>
-          <w:lang w:val="en-GB"/>
-        </w:rPr>
-        <w:t>$admins = Get-</w:t>
-      </w:r>
-      <w:proofErr w:type="spellStart"/>
-      <w:r>
-        <w:rPr>
-          <w:lang w:val="en-GB"/>
-        </w:rPr>
-        <w:t>LocalGroupMember</w:t>
-      </w:r>
-      <w:proofErr w:type="spellEnd"/>
-      <w:r>
-        <w:rPr>
-          <w:lang w:val="en-GB"/>
-        </w:rPr>
-        <w:t xml:space="preserve"> "Administrators" | Select Name</w:t>
-      </w:r>
-    </w:p>
-    <w:p>
-      <w:pPr>
-        <w:rPr>
-          <w:lang w:val="en-GB"/>
-        </w:rPr>
-      </w:pPr>
-      <w:r>
-        <w:rPr>
-          <w:lang w:val="en-GB"/>
-        </w:rPr>
-        <w:t>New-Item -ItemType Directory -Path "C:\Informes" -Force</w:t>
-      </w:r>
-    </w:p>
-    <w:p>
-      <w:r>
-        <w:t xml:space="preserve">$usuarios | </w:t>
-      </w:r>
-      <w:proofErr w:type="spellStart"/>
-      <w:r>
-        <w:t>Export-Csv</w:t>
-      </w:r>
-      <w:proofErr w:type="spellEnd"/>
-      <w:r>
-        <w:t xml:space="preserve"> "C:\Informes\usuarios.csv" -</w:t>
-      </w:r>
-      <w:proofErr w:type="spellStart"/>
-      <w:r>
-        <w:t>NoTypeInformation</w:t>
-      </w:r>
-      <w:proofErr w:type="spellEnd"/>
-    </w:p>
-    <w:p>
-      <w:r>
-        <w:t xml:space="preserve">$grupos | </w:t>
-      </w:r>
-      <w:proofErr w:type="spellStart"/>
-      <w:r>
-        <w:t>Export-Csv</w:t>
-      </w:r>
-      <w:proofErr w:type="spellEnd"/>
-      <w:r>
-        <w:t xml:space="preserve"> "C:\Informes\grupos.csv" -</w:t>
-      </w:r>
-      <w:proofErr w:type="spellStart"/>
-      <w:r>
-        <w:t>NoTypeInformation</w:t>
-      </w:r>
-      <w:proofErr w:type="spellEnd"/>
-    </w:p>
-    <w:p>
-      <w:pPr>
-        <w:rPr>
-          <w:lang w:val="en-GB"/>
-        </w:rPr>
-      </w:pPr>
-      <w:r>
-        <w:rPr>
-          <w:lang w:val="en-GB"/>
-        </w:rPr>
-        <w:t>$admins | Export-Csv "C:\Informes\admins.csv" -</w:t>
-      </w:r>
-      <w:proofErr w:type="spellStart"/>
-      <w:r>
-        <w:rPr>
-          <w:lang w:val="en-GB"/>
-        </w:rPr>
-        <w:t>NoTypeInformation</w:t>
-      </w:r>
-      <w:proofErr w:type="spellEnd"/>
-    </w:p>
-    <w:p>
-      <w:pPr>
-        <w:shd w:val="clear" w:color="auto" w:fill="CAEDFB" w:themeFill="accent4" w:themeFillTint="33"/>
-      </w:pPr>
-      <w:r>
-        <w:t>Ejercicio 32</w:t>
-      </w:r>
-    </w:p>
-    <w:p>
-      <w:r>
-        <w:t xml:space="preserve"># 32. Log resumen con fecha, política y </w:t>
-      </w:r>
-      <w:proofErr w:type="spellStart"/>
-      <w:r>
-        <w:t>nº</w:t>
-      </w:r>
-      <w:proofErr w:type="spellEnd"/>
-      <w:r>
-        <w:t xml:space="preserve"> de usuarios/grupos</w:t>
-      </w:r>
-    </w:p>
-    <w:p>
-      <w:pPr>
-        <w:rPr>
-          <w:lang w:val="en-GB"/>
-        </w:rPr>
-      </w:pPr>
-      <w:r>
-        <w:rPr>
-          <w:lang w:val="en-GB"/>
-        </w:rPr>
-        <w:t>$</w:t>
-      </w:r>
-      <w:proofErr w:type="spellStart"/>
-      <w:r>
-        <w:rPr>
-          <w:lang w:val="en-GB"/>
-        </w:rPr>
-        <w:t>fecha</w:t>
-      </w:r>
-      <w:proofErr w:type="spellEnd"/>
-      <w:r>
-        <w:rPr>
-          <w:lang w:val="en-GB"/>
-        </w:rPr>
-        <w:t xml:space="preserve"> = Get-Date -Format "</w:t>
-      </w:r>
-      <w:proofErr w:type="spellStart"/>
-      <w:r>
-        <w:rPr>
-          <w:lang w:val="en-GB"/>
-        </w:rPr>
-        <w:t>yyyy</w:t>
-      </w:r>
-      <w:proofErr w:type="spellEnd"/>
-      <w:r>
-        <w:rPr>
-          <w:lang w:val="en-GB"/>
-        </w:rPr>
-        <w:t xml:space="preserve">-MM-dd </w:t>
-      </w:r>
-      <w:proofErr w:type="spellStart"/>
-      <w:r>
-        <w:rPr>
-          <w:lang w:val="en-GB"/>
-        </w:rPr>
-        <w:t>HH:mm:ss</w:t>
-      </w:r>
-      <w:proofErr w:type="spellEnd"/>
-      <w:r>
-        <w:rPr>
-          <w:lang w:val="en-GB"/>
-        </w:rPr>
-        <w:t>"</w:t>
-      </w:r>
-    </w:p>
-    <w:p>
-      <w:pPr>
-        <w:rPr>
-          <w:lang w:val="en-GB"/>
-        </w:rPr>
-      </w:pPr>
-      <w:r>
-        <w:rPr>
-          <w:lang w:val="en-GB"/>
-        </w:rPr>
-        <w:t>$</w:t>
-      </w:r>
-      <w:proofErr w:type="spellStart"/>
-      <w:r>
-        <w:rPr>
-          <w:lang w:val="en-GB"/>
-        </w:rPr>
+        <w:t>"$fecha - Política: $</w:t>
+      </w:r>
+      <w:proofErr w:type="spellStart"/>
+      <w:r>
         <w:t>politica</w:t>
       </w:r>
       <w:proofErr w:type="spellEnd"/>
       <w:r>
-        <w:rPr>
-          <w:lang w:val="en-GB"/>
-        </w:rPr>
-        <w:t xml:space="preserve"> = Get-</w:t>
-      </w:r>
-      <w:proofErr w:type="spellStart"/>
-      <w:r>
-        <w:rPr>
-          <w:lang w:val="en-GB"/>
-        </w:rPr>
-        <w:t>ExecutionPolicy</w:t>
-      </w:r>
-      <w:proofErr w:type="spellEnd"/>
-    </w:p>
-    <w:p>
-      <w:pPr>
-        <w:rPr>
-          <w:lang w:val="en-GB"/>
-        </w:rPr>
-      </w:pPr>
-      <w:r>
-        <w:rPr>
-          <w:lang w:val="en-GB"/>
-        </w:rPr>
-        <w:t>$</w:t>
-      </w:r>
-      <w:proofErr w:type="spellStart"/>
-      <w:r>
-        <w:rPr>
-          <w:lang w:val="en-GB"/>
-        </w:rPr>
+        <w:t xml:space="preserve"> - Usuarios: $</w:t>
+      </w:r>
+      <w:proofErr w:type="spellStart"/>
+      <w:r>
         <w:t>numUsuarios</w:t>
       </w:r>
       <w:proofErr w:type="spellEnd"/>
       <w:r>
-        <w:rPr>
-          <w:lang w:val="en-GB"/>
-        </w:rPr>
-        <w:t xml:space="preserve"> = (Get-LocalUser).Count</w:t>
-      </w:r>
-    </w:p>
-    <w:p>
-      <w:pPr>
-        <w:rPr>
-          <w:lang w:val="en-GB"/>
-        </w:rPr>
-      </w:pPr>
-      <w:r>
-        <w:rPr>
-          <w:lang w:val="en-GB"/>
-        </w:rPr>
-        <w:t>$</w:t>
-      </w:r>
-      <w:proofErr w:type="spellStart"/>
-      <w:r>
-        <w:rPr>
-          <w:lang w:val="en-GB"/>
-        </w:rPr>
+        <w:t xml:space="preserve"> - Grupos: $</w:t>
+      </w:r>
+      <w:proofErr w:type="spellStart"/>
+      <w:r>
         <w:t>numGrupos</w:t>
       </w:r>
       <w:proofErr w:type="spellEnd"/>
       <w:r>
-        <w:rPr>
-          <w:lang w:val="en-GB"/>
-        </w:rPr>
-        <w:t xml:space="preserve"> = (Get-</w:t>
-      </w:r>
-      <w:proofErr w:type="spellStart"/>
-      <w:r>
-        <w:rPr>
-          <w:lang w:val="en-GB"/>
-        </w:rPr>
-        <w:t>LocalGroup</w:t>
-      </w:r>
-      <w:proofErr w:type="spellEnd"/>
-      <w:r>
-        <w:rPr>
-          <w:lang w:val="en-GB"/>
-        </w:rPr>
-        <w:t>).Count</w:t>
-      </w:r>
-    </w:p>
-    <w:p>
-      <w:pPr>
-        <w:rPr>
-          <w:lang w:val="en-GB"/>
-        </w:rPr>
-      </w:pPr>
-      <w:r>
-        <w:rPr>
-          <w:lang w:val="en-GB"/>
-        </w:rPr>
-        <w:t>New-Item -ItemType Directory -Path "C:\Informes" -Force</w:t>
-      </w:r>
-    </w:p>
-    <w:p>
-      <w:r>
-        <w:t>"$fecha - Política: $</w:t>
-      </w:r>
-      <w:proofErr w:type="spellStart"/>
-      <w:r>
-        <w:t>politica</w:t>
-      </w:r>
-      <w:proofErr w:type="spellEnd"/>
-      <w:r>
-        <w:t xml:space="preserve"> - Usuarios: $</w:t>
-      </w:r>
-      <w:proofErr w:type="spellStart"/>
-      <w:r>
-        <w:t>numUsuarios</w:t>
-      </w:r>
-      <w:proofErr w:type="spellEnd"/>
-      <w:r>
-        <w:t xml:space="preserve"> - Grupos: $</w:t>
-      </w:r>
-      <w:proofErr w:type="spellStart"/>
-      <w:r>
-        <w:t>numGrupos</w:t>
-      </w:r>
-      <w:proofErr w:type="spellEnd"/>
-      <w:r>
         <w:t>" |</w:t>
       </w:r>
     </w:p>
@@ -3576,6 +3992,13 @@
         </w:rPr>
         <w:t>Out-File "C:\Informes\resumen.txt" -Append</w:t>
       </w:r>
+    </w:p>
+    <w:p>
+      <w:pPr>
+        <w:rPr>
+          <w:lang w:val="en-GB"/>
+        </w:rPr>
+      </w:pPr>
     </w:p>
     <w:p>
       <w:r>
@@ -3668,10 +4091,12 @@
         <w:t xml:space="preserve"> = $</w:t>
       </w:r>
       <w:proofErr w:type="spellStart"/>
+      <w:proofErr w:type="gramStart"/>
       <w:r>
         <w:t>env:USERNAME</w:t>
       </w:r>
       <w:proofErr w:type="spellEnd"/>
+      <w:proofErr w:type="gramEnd"/>
     </w:p>
     <w:p/>
     <w:p>
@@ -3698,7 +4123,21 @@
         <w:rPr>
           <w:lang w:val="en-US"/>
         </w:rPr>
-        <w:t>$eventos = Get-WinEvent -FilterHashtable @{LogName = "Security"; Id = 4624}</w:t>
+        <w:t xml:space="preserve">$eventos = Get-WinEvent -FilterHashtable </w:t>
+      </w:r>
+      <w:proofErr w:type="gramStart"/>
+      <w:r>
+        <w:rPr>
+          <w:lang w:val="en-US"/>
+        </w:rPr>
+        <w:t>@{</w:t>
+      </w:r>
+      <w:proofErr w:type="gramEnd"/>
+      <w:r>
+        <w:rPr>
+          <w:lang w:val="en-US"/>
+        </w:rPr>
+        <w:t>LogName = "Security"; Id = 4624}</w:t>
       </w:r>
     </w:p>
     <w:p>
@@ -3732,8 +4171,30 @@
         <w:rPr>
           <w:lang w:val="en-US"/>
         </w:rPr>
-        <w:t>$filtrados = $eventos | Where-Object { $_.Message -match $user }</w:t>
-      </w:r>
+        <w:t xml:space="preserve">$filtrados = $eventos | Where-Object </w:t>
+      </w:r>
+      <w:proofErr w:type="gramStart"/>
+      <w:r>
+        <w:rPr>
+          <w:lang w:val="en-US"/>
+        </w:rPr>
+        <w:t>{ $_.Message</w:t>
+      </w:r>
+      <w:proofErr w:type="gramEnd"/>
+      <w:r>
+        <w:rPr>
+          <w:lang w:val="en-US"/>
+        </w:rPr>
+        <w:t xml:space="preserve"> -match $</w:t>
+      </w:r>
+      <w:proofErr w:type="gramStart"/>
+      <w:r>
+        <w:rPr>
+          <w:lang w:val="en-US"/>
+        </w:rPr>
+        <w:t>user }</w:t>
+      </w:r>
+      <w:proofErr w:type="gramEnd"/>
     </w:p>
     <w:p>
       <w:pPr>
@@ -3792,7 +4253,21 @@
         <w:rPr>
           <w:lang w:val="en-US"/>
         </w:rPr>
-        <w:t xml:space="preserve">    @{Name = 'Usuario'; Expression = {</w:t>
+        <w:t xml:space="preserve">    </w:t>
+      </w:r>
+      <w:proofErr w:type="gramStart"/>
+      <w:r>
+        <w:rPr>
+          <w:lang w:val="en-US"/>
+        </w:rPr>
+        <w:t>@{</w:t>
+      </w:r>
+      <w:proofErr w:type="gramEnd"/>
+      <w:r>
+        <w:rPr>
+          <w:lang w:val="en-US"/>
+        </w:rPr>
+        <w:t>Name = 'Usuario'; Expression = {</w:t>
       </w:r>
     </w:p>
     <w:p>
@@ -3821,14 +4296,93 @@
         </w:rPr>
       </w:pPr>
       <w:r>
+        <w:lastRenderedPageBreak/>
         <w:t xml:space="preserve">        </w:t>
       </w:r>
       <w:r>
         <w:rPr>
           <w:lang w:val="en-US"/>
         </w:rPr>
-        <w:t>if ($_.Message -match 'TargetUserName["\&gt;]([^&lt;]+)&lt;') { $matches[1] }</w:t>
-      </w:r>
+        <w:t>if ($</w:t>
+      </w:r>
+      <w:proofErr w:type="gramStart"/>
+      <w:r>
+        <w:rPr>
+          <w:lang w:val="en-US"/>
+        </w:rPr>
+        <w:t>_.Message</w:t>
+      </w:r>
+      <w:proofErr w:type="gramEnd"/>
+      <w:r>
+        <w:rPr>
+          <w:lang w:val="en-US"/>
+        </w:rPr>
+        <w:t xml:space="preserve"> -match '</w:t>
+      </w:r>
+      <w:proofErr w:type="gramStart"/>
+      <w:r>
+        <w:rPr>
+          <w:lang w:val="en-US"/>
+        </w:rPr>
+        <w:t>TargetUserName[</w:t>
+      </w:r>
+      <w:proofErr w:type="gramEnd"/>
+      <w:r>
+        <w:rPr>
+          <w:lang w:val="en-US"/>
+        </w:rPr>
+        <w:t>"\</w:t>
+      </w:r>
+      <w:proofErr w:type="gramStart"/>
+      <w:r>
+        <w:rPr>
+          <w:lang w:val="en-US"/>
+        </w:rPr>
+        <w:t>&gt;](</w:t>
+      </w:r>
+      <w:proofErr w:type="gramEnd"/>
+      <w:r>
+        <w:rPr>
+          <w:lang w:val="en-US"/>
+        </w:rPr>
+        <w:t>[^</w:t>
+      </w:r>
+      <w:proofErr w:type="gramStart"/>
+      <w:r>
+        <w:rPr>
+          <w:lang w:val="en-US"/>
+        </w:rPr>
+        <w:t>&lt;]+</w:t>
+      </w:r>
+      <w:proofErr w:type="gramEnd"/>
+      <w:r>
+        <w:rPr>
+          <w:lang w:val="en-US"/>
+        </w:rPr>
+        <w:t xml:space="preserve">)&lt;') </w:t>
+      </w:r>
+      <w:proofErr w:type="gramStart"/>
+      <w:r>
+        <w:rPr>
+          <w:lang w:val="en-US"/>
+        </w:rPr>
+        <w:t>{ $matches[</w:t>
+      </w:r>
+      <w:proofErr w:type="gramEnd"/>
+      <w:r>
+        <w:rPr>
+          <w:lang w:val="en-US"/>
+        </w:rPr>
+        <w:t>1</w:t>
+      </w:r>
+      <w:proofErr w:type="gramStart"/>
+      <w:r>
+        <w:rPr>
+          <w:lang w:val="en-US"/>
+        </w:rPr>
+        <w:t>] }</w:t>
+      </w:r>
+      <w:proofErr w:type="gramEnd"/>
     </w:p>
     <w:p>
       <w:r>
@@ -3843,8 +4397,21 @@
       </w:r>
       <w:proofErr w:type="spellEnd"/>
       <w:r>
-        <w:t xml:space="preserve"> { "No encontrado" }</w:t>
-      </w:r>
+        <w:t xml:space="preserve"> </w:t>
+      </w:r>
+      <w:proofErr w:type="gramStart"/>
+      <w:r>
+        <w:t>{ "</w:t>
+      </w:r>
+      <w:proofErr w:type="gramEnd"/>
+      <w:r>
+        <w:t>No encontrado</w:t>
+      </w:r>
+      <w:proofErr w:type="gramStart"/>
+      <w:r>
+        <w:t>" }</w:t>
+      </w:r>
+      <w:proofErr w:type="gramEnd"/>
     </w:p>
     <w:p>
       <w:pPr>
